--- a/Zweites Ausbildungsjahr/ITS-T/Protokoll1.2.docx
+++ b/Zweites Ausbildungsjahr/ITS-T/Protokoll1.2.docx
@@ -51,7 +51,7 @@
                         </pic:cNvPicPr>
                       </pic:nvPicPr>
                       <pic:blipFill>
-                        <a:blip r:embed="rId6">
+                        <a:blip r:embed="rId8">
                           <a:extLst>
                             <a:ext uri="{28A0092B-C50C-407E-A947-70E740481C1C}">
                               <a14:useLocalDpi xmlns:a14="http://schemas.microsoft.com/office/drawing/2010/main" val="0"/>
@@ -162,15 +162,18 @@
                                   <w:pPr>
                                     <w:pStyle w:val="KeinLeerraum"/>
                                     <w:rPr>
-                                      <w:rFonts w:asciiTheme="majorHAnsi" w:eastAsiaTheme="majorEastAsia" w:hAnsiTheme="majorHAnsi" w:cstheme="majorBidi"/>
+                                      <w:rFonts w:ascii="Caskaydia Cove Nerd Font Comple" w:eastAsiaTheme="majorEastAsia" w:hAnsi="Caskaydia Cove Nerd Font Comple" w:cstheme="majorBidi"/>
                                       <w:sz w:val="84"/>
                                       <w:szCs w:val="84"/>
                                       <w:lang w:val="de-DE"/>
                                     </w:rPr>
                                   </w:pPr>
+                                  <w:bookmarkStart w:id="0" w:name="OLE_LINK9"/>
+                                  <w:bookmarkStart w:id="1" w:name="OLE_LINK10"/>
+                                  <w:bookmarkStart w:id="2" w:name="_Hlk113260811"/>
                                   <w:r>
                                     <w:rPr>
-                                      <w:rFonts w:asciiTheme="majorHAnsi" w:eastAsiaTheme="majorEastAsia" w:hAnsiTheme="majorHAnsi" w:cstheme="majorBidi"/>
+                                      <w:rFonts w:ascii="Caskaydia Cove Nerd Font Comple" w:eastAsiaTheme="majorEastAsia" w:hAnsi="Caskaydia Cove Nerd Font Comple" w:cstheme="majorBidi"/>
                                       <w:sz w:val="84"/>
                                       <w:szCs w:val="84"/>
                                       <w:lang w:val="de-DE"/>
@@ -182,6 +185,7 @@
                                   <w:pPr>
                                     <w:pStyle w:val="KeinLeerraum"/>
                                     <w:rPr>
+                                      <w:rFonts w:ascii="Caskaydia Cove Nerd Font Comple" w:hAnsi="Caskaydia Cove Nerd Font Comple"/>
                                       <w:sz w:val="28"/>
                                       <w:szCs w:val="28"/>
                                       <w:lang w:val="de-DE"/>
@@ -189,7 +193,7 @@
                                   </w:pPr>
                                   <w:r>
                                     <w:rPr>
-                                      <w:rFonts w:asciiTheme="majorHAnsi" w:eastAsiaTheme="majorEastAsia" w:hAnsiTheme="majorHAnsi" w:cstheme="majorBidi"/>
+                                      <w:rFonts w:ascii="Caskaydia Cove Nerd Font Comple" w:eastAsiaTheme="majorEastAsia" w:hAnsi="Caskaydia Cove Nerd Font Comple" w:cstheme="majorBidi"/>
                                       <w:sz w:val="84"/>
                                       <w:szCs w:val="84"/>
                                       <w:lang w:val="de-DE"/>
@@ -198,7 +202,7 @@
                                   </w:r>
                                   <w:r>
                                     <w:rPr>
-                                      <w:rFonts w:asciiTheme="majorHAnsi" w:eastAsiaTheme="majorEastAsia" w:hAnsiTheme="majorHAnsi" w:cstheme="majorBidi"/>
+                                      <w:rFonts w:ascii="Caskaydia Cove Nerd Font Comple" w:eastAsiaTheme="majorEastAsia" w:hAnsi="Caskaydia Cove Nerd Font Comple" w:cstheme="majorBidi"/>
                                       <w:sz w:val="84"/>
                                       <w:szCs w:val="84"/>
                                       <w:lang w:val="de-DE"/>
@@ -207,13 +211,16 @@
                                   </w:r>
                                   <w:r>
                                     <w:rPr>
-                                      <w:rFonts w:asciiTheme="majorHAnsi" w:eastAsiaTheme="majorEastAsia" w:hAnsiTheme="majorHAnsi" w:cstheme="majorBidi"/>
+                                      <w:rFonts w:ascii="Caskaydia Cove Nerd Font Comple" w:eastAsiaTheme="majorEastAsia" w:hAnsi="Caskaydia Cove Nerd Font Comple" w:cstheme="majorBidi"/>
                                       <w:sz w:val="84"/>
                                       <w:szCs w:val="84"/>
                                       <w:lang w:val="de-DE"/>
                                     </w:rPr>
                                     <w:t>-Anlage</w:t>
                                   </w:r>
+                                  <w:bookmarkEnd w:id="0"/>
+                                  <w:bookmarkEnd w:id="1"/>
+                                  <w:bookmarkEnd w:id="2"/>
                                 </w:p>
                               </w:txbxContent>
                             </wps:txbx>
@@ -333,7 +340,7 @@
                                           <w:szCs w:val="40"/>
                                           <w:lang w:val="de-DE"/>
                                         </w:rPr>
-                                        <w:t xml:space="preserve">ITA 12 - Aps, Fabian; Rahman, Karim </w:t>
+                                        <w:t>ITA 12 - Aps, Fabian; Rahman, Karim</w:t>
                                       </w:r>
                                     </w:p>
                                   </w:sdtContent>
@@ -355,6 +362,7 @@
                                         <w:color w:val="FFFFFF" w:themeColor="background1"/>
                                         <w:sz w:val="21"/>
                                         <w:szCs w:val="21"/>
+                                        <w:lang w:val="de-DE"/>
                                       </w:rPr>
                                       <w:alias w:val="Firma"/>
                                       <w:tag w:val=""/>
@@ -369,6 +377,7 @@
                                           <w:color w:val="FFFFFF" w:themeColor="background1"/>
                                           <w:sz w:val="21"/>
                                           <w:szCs w:val="21"/>
+                                          <w:lang w:val="de-DE"/>
                                         </w:rPr>
                                         <w:t>Str</w:t>
                                       </w:r>
@@ -378,6 +387,7 @@
                                           <w:color w:val="FFFFFF" w:themeColor="background1"/>
                                           <w:sz w:val="21"/>
                                           <w:szCs w:val="21"/>
+                                          <w:lang w:val="de-DE"/>
                                         </w:rPr>
                                         <w:t>üc</w:t>
                                       </w:r>
@@ -387,6 +397,7 @@
                                           <w:color w:val="FFFFFF" w:themeColor="background1"/>
                                           <w:sz w:val="21"/>
                                           <w:szCs w:val="21"/>
+                                          <w:lang w:val="de-DE"/>
                                         </w:rPr>
                                         <w:t>ker</w:t>
                                       </w:r>
@@ -396,6 +407,7 @@
                                           <w:color w:val="FFFFFF" w:themeColor="background1"/>
                                           <w:sz w:val="21"/>
                                           <w:szCs w:val="21"/>
+                                          <w:lang w:val="de-DE"/>
                                         </w:rPr>
                                         <w:t xml:space="preserve"> Gmbh</w:t>
                                       </w:r>
@@ -430,6 +442,7 @@
                                           <w:color w:val="FFFFFF" w:themeColor="background1"/>
                                           <w:sz w:val="18"/>
                                           <w:szCs w:val="18"/>
+                                          <w:lang w:val="de-DE"/>
                                         </w:rPr>
                                         <w:t xml:space="preserve">     </w:t>
                                       </w:r>
@@ -467,15 +480,18 @@
                             <w:pPr>
                               <w:pStyle w:val="KeinLeerraum"/>
                               <w:rPr>
-                                <w:rFonts w:asciiTheme="majorHAnsi" w:eastAsiaTheme="majorEastAsia" w:hAnsiTheme="majorHAnsi" w:cstheme="majorBidi"/>
+                                <w:rFonts w:ascii="Caskaydia Cove Nerd Font Comple" w:eastAsiaTheme="majorEastAsia" w:hAnsi="Caskaydia Cove Nerd Font Comple" w:cstheme="majorBidi"/>
                                 <w:sz w:val="84"/>
                                 <w:szCs w:val="84"/>
                                 <w:lang w:val="de-DE"/>
                               </w:rPr>
                             </w:pPr>
+                            <w:bookmarkStart w:id="3" w:name="OLE_LINK9"/>
+                            <w:bookmarkStart w:id="4" w:name="OLE_LINK10"/>
+                            <w:bookmarkStart w:id="5" w:name="_Hlk113260811"/>
                             <w:r>
                               <w:rPr>
-                                <w:rFonts w:asciiTheme="majorHAnsi" w:eastAsiaTheme="majorEastAsia" w:hAnsiTheme="majorHAnsi" w:cstheme="majorBidi"/>
+                                <w:rFonts w:ascii="Caskaydia Cove Nerd Font Comple" w:eastAsiaTheme="majorEastAsia" w:hAnsi="Caskaydia Cove Nerd Font Comple" w:cstheme="majorBidi"/>
                                 <w:sz w:val="84"/>
                                 <w:szCs w:val="84"/>
                                 <w:lang w:val="de-DE"/>
@@ -487,6 +503,7 @@
                             <w:pPr>
                               <w:pStyle w:val="KeinLeerraum"/>
                               <w:rPr>
+                                <w:rFonts w:ascii="Caskaydia Cove Nerd Font Comple" w:hAnsi="Caskaydia Cove Nerd Font Comple"/>
                                 <w:sz w:val="28"/>
                                 <w:szCs w:val="28"/>
                                 <w:lang w:val="de-DE"/>
@@ -494,7 +511,7 @@
                             </w:pPr>
                             <w:r>
                               <w:rPr>
-                                <w:rFonts w:asciiTheme="majorHAnsi" w:eastAsiaTheme="majorEastAsia" w:hAnsiTheme="majorHAnsi" w:cstheme="majorBidi"/>
+                                <w:rFonts w:ascii="Caskaydia Cove Nerd Font Comple" w:eastAsiaTheme="majorEastAsia" w:hAnsi="Caskaydia Cove Nerd Font Comple" w:cstheme="majorBidi"/>
                                 <w:sz w:val="84"/>
                                 <w:szCs w:val="84"/>
                                 <w:lang w:val="de-DE"/>
@@ -503,7 +520,7 @@
                             </w:r>
                             <w:r>
                               <w:rPr>
-                                <w:rFonts w:asciiTheme="majorHAnsi" w:eastAsiaTheme="majorEastAsia" w:hAnsiTheme="majorHAnsi" w:cstheme="majorBidi"/>
+                                <w:rFonts w:ascii="Caskaydia Cove Nerd Font Comple" w:eastAsiaTheme="majorEastAsia" w:hAnsi="Caskaydia Cove Nerd Font Comple" w:cstheme="majorBidi"/>
                                 <w:sz w:val="84"/>
                                 <w:szCs w:val="84"/>
                                 <w:lang w:val="de-DE"/>
@@ -512,13 +529,16 @@
                             </w:r>
                             <w:r>
                               <w:rPr>
-                                <w:rFonts w:asciiTheme="majorHAnsi" w:eastAsiaTheme="majorEastAsia" w:hAnsiTheme="majorHAnsi" w:cstheme="majorBidi"/>
+                                <w:rFonts w:ascii="Caskaydia Cove Nerd Font Comple" w:eastAsiaTheme="majorEastAsia" w:hAnsi="Caskaydia Cove Nerd Font Comple" w:cstheme="majorBidi"/>
                                 <w:sz w:val="84"/>
                                 <w:szCs w:val="84"/>
                                 <w:lang w:val="de-DE"/>
                               </w:rPr>
                               <w:t>-Anlage</w:t>
                             </w:r>
+                            <w:bookmarkEnd w:id="3"/>
+                            <w:bookmarkEnd w:id="4"/>
+                            <w:bookmarkEnd w:id="5"/>
                           </w:p>
                         </w:txbxContent>
                       </v:textbox>
@@ -563,7 +583,7 @@
                                     <w:szCs w:val="40"/>
                                     <w:lang w:val="de-DE"/>
                                   </w:rPr>
-                                  <w:t xml:space="preserve">ITA 12 - Aps, Fabian; Rahman, Karim </w:t>
+                                  <w:t>ITA 12 - Aps, Fabian; Rahman, Karim</w:t>
                                 </w:r>
                               </w:p>
                             </w:sdtContent>
@@ -585,6 +605,7 @@
                                   <w:color w:val="FFFFFF" w:themeColor="background1"/>
                                   <w:sz w:val="21"/>
                                   <w:szCs w:val="21"/>
+                                  <w:lang w:val="de-DE"/>
                                 </w:rPr>
                                 <w:alias w:val="Firma"/>
                                 <w:tag w:val=""/>
@@ -599,6 +620,7 @@
                                     <w:color w:val="FFFFFF" w:themeColor="background1"/>
                                     <w:sz w:val="21"/>
                                     <w:szCs w:val="21"/>
+                                    <w:lang w:val="de-DE"/>
                                   </w:rPr>
                                   <w:t>Str</w:t>
                                 </w:r>
@@ -608,6 +630,7 @@
                                     <w:color w:val="FFFFFF" w:themeColor="background1"/>
                                     <w:sz w:val="21"/>
                                     <w:szCs w:val="21"/>
+                                    <w:lang w:val="de-DE"/>
                                   </w:rPr>
                                   <w:t>üc</w:t>
                                 </w:r>
@@ -617,6 +640,7 @@
                                     <w:color w:val="FFFFFF" w:themeColor="background1"/>
                                     <w:sz w:val="21"/>
                                     <w:szCs w:val="21"/>
+                                    <w:lang w:val="de-DE"/>
                                   </w:rPr>
                                   <w:t>ker</w:t>
                                 </w:r>
@@ -626,6 +650,7 @@
                                     <w:color w:val="FFFFFF" w:themeColor="background1"/>
                                     <w:sz w:val="21"/>
                                     <w:szCs w:val="21"/>
+                                    <w:lang w:val="de-DE"/>
                                   </w:rPr>
                                   <w:t xml:space="preserve"> Gmbh</w:t>
                                 </w:r>
@@ -660,6 +685,7 @@
                                     <w:color w:val="FFFFFF" w:themeColor="background1"/>
                                     <w:sz w:val="18"/>
                                     <w:szCs w:val="18"/>
+                                    <w:lang w:val="de-DE"/>
                                   </w:rPr>
                                   <w:t xml:space="preserve">     </w:t>
                                 </w:r>
@@ -709,134 +735,6 @@
         <w:t>Inhalt</w:t>
       </w:r>
     </w:p>
-    <w:bookmarkStart w:id="0" w:name="OLE_LINK1"/>
-    <w:bookmarkStart w:id="1" w:name="_Zurücksetzung_der_TK-Anlage"/>
-    <w:bookmarkEnd w:id="1"/>
-    <w:p>
-      <w:pPr>
-        <w:pStyle w:val="berschrift2"/>
-        <w:rPr>
-          <w:rFonts w:ascii="Caskaydia Cove Nerd Font Comple" w:hAnsi="Caskaydia Cove Nerd Font Comple" w:cs="Calibri"/>
-          <w:b/>
-          <w:bCs/>
-          <w:color w:val="000000" w:themeColor="text1"/>
-        </w:rPr>
-      </w:pPr>
-      <w:r>
-        <w:rPr>
-          <w:rFonts w:ascii="Caskaydia Cove Nerd Font Comple" w:hAnsi="Caskaydia Cove Nerd Font Comple"/>
-          <w:b/>
-          <w:bCs/>
-          <w:color w:val="000000" w:themeColor="text1"/>
-        </w:rPr>
-        <w:fldChar w:fldCharType="begin"/>
-      </w:r>
-      <w:r>
-        <w:rPr>
-          <w:rFonts w:ascii="Caskaydia Cove Nerd Font Comple" w:hAnsi="Caskaydia Cove Nerd Font Comple"/>
-          <w:b/>
-          <w:bCs/>
-          <w:color w:val="000000" w:themeColor="text1"/>
-        </w:rPr>
-        <w:instrText xml:space="preserve"> HYPERLINK  \l "_Zurücksetzung_der_TK-Anlage" </w:instrText>
-      </w:r>
-      <w:r>
-        <w:rPr>
-          <w:rFonts w:ascii="Caskaydia Cove Nerd Font Comple" w:hAnsi="Caskaydia Cove Nerd Font Comple"/>
-          <w:b/>
-          <w:bCs/>
-          <w:color w:val="000000" w:themeColor="text1"/>
-        </w:rPr>
-      </w:r>
-      <w:r>
-        <w:rPr>
-          <w:rFonts w:ascii="Caskaydia Cove Nerd Font Comple" w:hAnsi="Caskaydia Cove Nerd Font Comple"/>
-          <w:b/>
-          <w:bCs/>
-          <w:color w:val="000000" w:themeColor="text1"/>
-        </w:rPr>
-        <w:fldChar w:fldCharType="separate"/>
-      </w:r>
-      <w:r>
-        <w:rPr>
-          <w:rStyle w:val="Hyperlink"/>
-          <w:rFonts w:ascii="Caskaydia Cove Nerd Font Comple" w:hAnsi="Caskaydia Cove Nerd Font Comple"/>
-          <w:b/>
-          <w:bCs/>
-          <w:color w:val="000000" w:themeColor="text1"/>
-          <w:u w:val="none"/>
-        </w:rPr>
-        <w:t>Zur</w:t>
-      </w:r>
-      <w:r>
-        <w:rPr>
-          <w:rStyle w:val="Hyperlink"/>
-          <w:rFonts w:ascii="Calibri" w:hAnsi="Calibri" w:cs="Calibri"/>
-          <w:b/>
-          <w:bCs/>
-          <w:color w:val="000000" w:themeColor="text1"/>
-          <w:u w:val="none"/>
-        </w:rPr>
-        <w:t>ü</w:t>
-      </w:r>
-      <w:r>
-        <w:rPr>
-          <w:rStyle w:val="Hyperlink"/>
-          <w:rFonts w:ascii="Caskaydia Cove Nerd Font Comple" w:hAnsi="Caskaydia Cove Nerd Font Comple" w:cs="Calibri"/>
-          <w:b/>
-          <w:bCs/>
-          <w:color w:val="000000" w:themeColor="text1"/>
-          <w:u w:val="none"/>
-        </w:rPr>
-        <w:t>cksetzung</w:t>
-      </w:r>
-      <w:r>
-        <w:rPr>
-          <w:rStyle w:val="Hyperlink"/>
-          <w:rFonts w:ascii="Caskaydia Cove Nerd Font Comple" w:hAnsi="Caskaydia Cove Nerd Font Comple" w:cs="Calibri"/>
-          <w:b/>
-          <w:bCs/>
-          <w:color w:val="000000" w:themeColor="text1"/>
-          <w:u w:val="none"/>
-        </w:rPr>
-        <w:t xml:space="preserve"> der T</w:t>
-      </w:r>
-      <w:r>
-        <w:rPr>
-          <w:rStyle w:val="Hyperlink"/>
-          <w:rFonts w:ascii="Caskaydia Cove Nerd Font Comple" w:hAnsi="Caskaydia Cove Nerd Font Comple" w:cs="Calibri"/>
-          <w:b/>
-          <w:bCs/>
-          <w:color w:val="000000" w:themeColor="text1"/>
-          <w:u w:val="none"/>
-        </w:rPr>
-        <w:t>K</w:t>
-      </w:r>
-      <w:r>
-        <w:rPr>
-          <w:rStyle w:val="Hyperlink"/>
-          <w:rFonts w:ascii="Caskaydia Cove Nerd Font Comple" w:hAnsi="Caskaydia Cove Nerd Font Comple" w:cs="Calibri"/>
-          <w:b/>
-          <w:bCs/>
-          <w:color w:val="000000" w:themeColor="text1"/>
-          <w:u w:val="none"/>
-        </w:rPr>
-        <w:t>-Anlage</w:t>
-      </w:r>
-      <w:bookmarkEnd w:id="0"/>
-      <w:r>
-        <w:rPr>
-          <w:rFonts w:ascii="Caskaydia Cove Nerd Font Comple" w:hAnsi="Caskaydia Cove Nerd Font Comple"/>
-          <w:b/>
-          <w:bCs/>
-          <w:color w:val="000000" w:themeColor="text1"/>
-        </w:rPr>
-        <w:fldChar w:fldCharType="end"/>
-      </w:r>
-    </w:p>
-    <w:bookmarkStart w:id="2" w:name="OLE_LINK2"/>
-    <w:bookmarkStart w:id="3" w:name="_Finden_Sie_heraus,"/>
-    <w:bookmarkEnd w:id="3"/>
     <w:p>
       <w:pPr>
         <w:pStyle w:val="berschrift2"/>
@@ -848,97 +746,48 @@
           <w:rFonts w:ascii="Caskaydia Cove Nerd Font Comple" w:hAnsi="Caskaydia Cove Nerd Font Comple"/>
           <w:b/>
           <w:bCs/>
-          <w:color w:val="000000" w:themeColor="text1"/>
-        </w:rPr>
-      </w:pPr>
-      <w:r>
-        <w:rPr>
-          <w:rFonts w:ascii="Caskaydia Cove Nerd Font Comple" w:hAnsi="Caskaydia Cove Nerd Font Comple"/>
-          <w:b/>
-          <w:bCs/>
-          <w:color w:val="000000" w:themeColor="text1"/>
-        </w:rPr>
-        <w:fldChar w:fldCharType="begin"/>
-      </w:r>
-      <w:r>
-        <w:rPr>
-          <w:rFonts w:ascii="Caskaydia Cove Nerd Font Comple" w:hAnsi="Caskaydia Cove Nerd Font Comple"/>
-          <w:b/>
-          <w:bCs/>
-          <w:color w:val="000000" w:themeColor="text1"/>
-        </w:rPr>
-        <w:instrText xml:space="preserve"> HYPERLINK  \l "_Finden_Sie_heraus," </w:instrText>
-      </w:r>
-      <w:r>
-        <w:rPr>
-          <w:rFonts w:ascii="Caskaydia Cove Nerd Font Comple" w:hAnsi="Caskaydia Cove Nerd Font Comple"/>
-          <w:b/>
-          <w:bCs/>
-          <w:color w:val="000000" w:themeColor="text1"/>
-        </w:rPr>
-      </w:r>
-      <w:r>
-        <w:rPr>
-          <w:rFonts w:ascii="Caskaydia Cove Nerd Font Comple" w:hAnsi="Caskaydia Cove Nerd Font Comple"/>
-          <w:b/>
-          <w:bCs/>
-          <w:color w:val="000000" w:themeColor="text1"/>
-        </w:rPr>
-        <w:fldChar w:fldCharType="separate"/>
-      </w:r>
-      <w:r>
-        <w:rPr>
-          <w:rStyle w:val="Hyperlink"/>
-          <w:rFonts w:ascii="Caskaydia Cove Nerd Font Comple" w:hAnsi="Caskaydia Cove Nerd Font Comple"/>
-          <w:b/>
-          <w:bCs/>
-          <w:color w:val="000000" w:themeColor="text1"/>
-          <w:u w:val="none"/>
-        </w:rPr>
-        <w:t xml:space="preserve">Finden Sie heraus, wie man in der Software interne und externe Nummern ein- </w:t>
-      </w:r>
-      <w:r>
-        <w:rPr>
-          <w:rStyle w:val="Hyperlink"/>
-          <w:rFonts w:ascii="Caskaydia Cove Nerd Font Comple" w:hAnsi="Caskaydia Cove Nerd Font Comple"/>
-          <w:b/>
-          <w:bCs/>
-          <w:color w:val="000000" w:themeColor="text1"/>
-          <w:u w:val="none"/>
-        </w:rPr>
-        <w:t>stellt</w:t>
-      </w:r>
-      <w:r>
-        <w:rPr>
-          <w:rStyle w:val="Hyperlink"/>
-          <w:rFonts w:ascii="Caskaydia Cove Nerd Font Comple" w:hAnsi="Caskaydia Cove Nerd Font Comple"/>
-          <w:b/>
-          <w:bCs/>
-          <w:color w:val="000000" w:themeColor="text1"/>
-          <w:u w:val="none"/>
-        </w:rPr>
-        <w:t>?</w:t>
-      </w:r>
-      <w:r>
-        <w:rPr>
-          <w:rFonts w:ascii="Caskaydia Cove Nerd Font Comple" w:hAnsi="Caskaydia Cove Nerd Font Comple"/>
-          <w:b/>
-          <w:bCs/>
-          <w:color w:val="000000" w:themeColor="text1"/>
-        </w:rPr>
-        <w:fldChar w:fldCharType="end"/>
-      </w:r>
-      <w:r>
-        <w:rPr>
-          <w:rFonts w:ascii="Caskaydia Cove Nerd Font Comple" w:hAnsi="Caskaydia Cove Nerd Font Comple"/>
-          <w:b/>
-          <w:bCs/>
-          <w:color w:val="000000" w:themeColor="text1"/>
-        </w:rPr>
-        <w:t xml:space="preserve"> </w:t>
-      </w:r>
+          <w:color w:val="auto"/>
+        </w:rPr>
+      </w:pPr>
+      <w:hyperlink w:anchor="_Stückliste:" w:history="1">
+        <w:r>
+          <w:rPr>
+            <w:rStyle w:val="Hyperlink"/>
+            <w:rFonts w:ascii="Caskaydia Cove Nerd Font Comple" w:hAnsi="Caskaydia Cove Nerd Font Comple"/>
+            <w:b/>
+            <w:bCs/>
+            <w:color w:val="auto"/>
+            <w:u w:val="none"/>
+          </w:rPr>
+          <w:t>St</w:t>
+        </w:r>
+        <w:r>
+          <w:rPr>
+            <w:rStyle w:val="Hyperlink"/>
+            <w:rFonts w:ascii="Calibri" w:hAnsi="Calibri" w:cs="Calibri"/>
+            <w:b/>
+            <w:bCs/>
+            <w:color w:val="auto"/>
+            <w:u w:val="none"/>
+          </w:rPr>
+          <w:t>ü</w:t>
+        </w:r>
+        <w:r>
+          <w:rPr>
+            <w:rStyle w:val="Hyperlink"/>
+            <w:rFonts w:ascii="Caskaydia Cove Nerd Font Comple" w:hAnsi="Caskaydia Cove Nerd Font Comple" w:cs="Calibri"/>
+            <w:b/>
+            <w:bCs/>
+            <w:color w:val="auto"/>
+            <w:u w:val="none"/>
+          </w:rPr>
+          <w:t>ckliste</w:t>
+        </w:r>
+      </w:hyperlink>
     </w:p>
-    <w:bookmarkEnd w:id="2"/>
+    <w:bookmarkStart w:id="6" w:name="_Zurücksetzung_der_TK-Anlage"/>
+    <w:bookmarkStart w:id="7" w:name="OLE_LINK1"/>
+    <w:bookmarkEnd w:id="6"/>
     <w:p>
       <w:pPr>
         <w:pStyle w:val="berschrift2"/>
@@ -950,56 +799,795 @@
           <w:rFonts w:ascii="Caskaydia Cove Nerd Font Comple" w:hAnsi="Caskaydia Cove Nerd Font Comple" w:cs="Calibri"/>
           <w:b/>
           <w:bCs/>
+          <w:color w:val="auto"/>
+        </w:rPr>
+      </w:pPr>
+      <w:r>
+        <w:rPr>
+          <w:rFonts w:ascii="Caskaydia Cove Nerd Font Comple" w:hAnsi="Caskaydia Cove Nerd Font Comple"/>
+          <w:b/>
+          <w:bCs/>
+          <w:color w:val="auto"/>
+        </w:rPr>
+        <w:fldChar w:fldCharType="begin"/>
+      </w:r>
+      <w:r>
+        <w:rPr>
+          <w:rFonts w:ascii="Caskaydia Cove Nerd Font Comple" w:hAnsi="Caskaydia Cove Nerd Font Comple"/>
+          <w:b/>
+          <w:bCs/>
+          <w:color w:val="auto"/>
+        </w:rPr>
+        <w:instrText xml:space="preserve"> HYPERLINK  \l "_Zurücksetzung_der_TK-Anlage" </w:instrText>
+      </w:r>
+      <w:r>
+        <w:rPr>
+          <w:rFonts w:ascii="Caskaydia Cove Nerd Font Comple" w:hAnsi="Caskaydia Cove Nerd Font Comple"/>
+          <w:b/>
+          <w:bCs/>
+          <w:color w:val="auto"/>
+        </w:rPr>
+        <w:fldChar w:fldCharType="separate"/>
+      </w:r>
+      <w:r>
+        <w:rPr>
+          <w:rStyle w:val="Hyperlink"/>
+          <w:rFonts w:ascii="Caskaydia Cove Nerd Font Comple" w:hAnsi="Caskaydia Cove Nerd Font Comple"/>
+          <w:b/>
+          <w:bCs/>
+          <w:color w:val="auto"/>
+          <w:u w:val="none"/>
+        </w:rPr>
+        <w:t>Zur</w:t>
+      </w:r>
+      <w:r>
+        <w:rPr>
+          <w:rStyle w:val="Hyperlink"/>
+          <w:rFonts w:ascii="Calibri" w:hAnsi="Calibri" w:cs="Calibri"/>
+          <w:b/>
+          <w:bCs/>
+          <w:color w:val="auto"/>
+          <w:u w:val="none"/>
+        </w:rPr>
+        <w:t>ü</w:t>
+      </w:r>
+      <w:r>
+        <w:rPr>
+          <w:rStyle w:val="Hyperlink"/>
+          <w:rFonts w:ascii="Caskaydia Cove Nerd Font Comple" w:hAnsi="Caskaydia Cove Nerd Font Comple" w:cs="Calibri"/>
+          <w:b/>
+          <w:bCs/>
+          <w:color w:val="auto"/>
+          <w:u w:val="none"/>
+        </w:rPr>
+        <w:t>cksetzu</w:t>
+      </w:r>
+      <w:r>
+        <w:rPr>
+          <w:rStyle w:val="Hyperlink"/>
+          <w:rFonts w:ascii="Caskaydia Cove Nerd Font Comple" w:hAnsi="Caskaydia Cove Nerd Font Comple" w:cs="Calibri"/>
+          <w:b/>
+          <w:bCs/>
+          <w:color w:val="auto"/>
+          <w:u w:val="none"/>
+        </w:rPr>
+        <w:t>n</w:t>
+      </w:r>
+      <w:r>
+        <w:rPr>
+          <w:rStyle w:val="Hyperlink"/>
+          <w:rFonts w:ascii="Caskaydia Cove Nerd Font Comple" w:hAnsi="Caskaydia Cove Nerd Font Comple" w:cs="Calibri"/>
+          <w:b/>
+          <w:bCs/>
+          <w:color w:val="auto"/>
+          <w:u w:val="none"/>
+        </w:rPr>
+        <w:t>g</w:t>
+      </w:r>
+      <w:r>
+        <w:rPr>
+          <w:rStyle w:val="Hyperlink"/>
+          <w:rFonts w:ascii="Caskaydia Cove Nerd Font Comple" w:hAnsi="Caskaydia Cove Nerd Font Comple" w:cs="Calibri"/>
+          <w:b/>
+          <w:bCs/>
+          <w:color w:val="auto"/>
+          <w:u w:val="none"/>
+        </w:rPr>
+        <w:t xml:space="preserve"> der T</w:t>
+      </w:r>
+      <w:r>
+        <w:rPr>
+          <w:rStyle w:val="Hyperlink"/>
+          <w:rFonts w:ascii="Caskaydia Cove Nerd Font Comple" w:hAnsi="Caskaydia Cove Nerd Font Comple" w:cs="Calibri"/>
+          <w:b/>
+          <w:bCs/>
+          <w:color w:val="auto"/>
+          <w:u w:val="none"/>
+        </w:rPr>
+        <w:t>K</w:t>
+      </w:r>
+      <w:r>
+        <w:rPr>
+          <w:rStyle w:val="Hyperlink"/>
+          <w:rFonts w:ascii="Caskaydia Cove Nerd Font Comple" w:hAnsi="Caskaydia Cove Nerd Font Comple" w:cs="Calibri"/>
+          <w:b/>
+          <w:bCs/>
+          <w:color w:val="auto"/>
+          <w:u w:val="none"/>
+        </w:rPr>
+        <w:t>-Anlage</w:t>
+      </w:r>
+      <w:bookmarkEnd w:id="7"/>
+      <w:r>
+        <w:rPr>
+          <w:rFonts w:ascii="Caskaydia Cove Nerd Font Comple" w:hAnsi="Caskaydia Cove Nerd Font Comple"/>
+          <w:b/>
+          <w:bCs/>
+          <w:color w:val="auto"/>
+        </w:rPr>
+        <w:fldChar w:fldCharType="end"/>
+      </w:r>
+    </w:p>
+    <w:bookmarkStart w:id="8" w:name="_Finden_Sie_heraus,"/>
+    <w:bookmarkStart w:id="9" w:name="OLE_LINK2"/>
+    <w:bookmarkStart w:id="10" w:name="_Finden_Sie_heraus,_1"/>
+    <w:bookmarkEnd w:id="8"/>
+    <w:bookmarkEnd w:id="10"/>
+    <w:p>
+      <w:pPr>
+        <w:pStyle w:val="berschrift2"/>
+        <w:numPr>
+          <w:ilvl w:val="2"/>
+          <w:numId w:val="4"/>
+        </w:numPr>
+        <w:rPr>
+          <w:rFonts w:ascii="Caskaydia Cove Nerd Font Comple" w:hAnsi="Caskaydia Cove Nerd Font Comple"/>
+          <w:b/>
+          <w:bCs/>
           <w:color w:val="000000" w:themeColor="text1"/>
         </w:rPr>
       </w:pPr>
       <w:r>
         <w:rPr>
+          <w:rFonts w:ascii="Caskaydia Cove Nerd Font Comple" w:hAnsi="Caskaydia Cove Nerd Font Comple"/>
+          <w:b/>
+          <w:bCs/>
+          <w:color w:val="000000" w:themeColor="text1"/>
+        </w:rPr>
+        <w:fldChar w:fldCharType="begin"/>
+      </w:r>
+      <w:r>
+        <w:rPr>
+          <w:rFonts w:ascii="Caskaydia Cove Nerd Font Comple" w:hAnsi="Caskaydia Cove Nerd Font Comple"/>
+          <w:b/>
+          <w:bCs/>
+          <w:color w:val="000000" w:themeColor="text1"/>
+        </w:rPr>
+        <w:instrText>HYPERLINK  \l "_Finden_Sie_heraus,_1"</w:instrText>
+      </w:r>
+      <w:r>
+        <w:rPr>
+          <w:rFonts w:ascii="Caskaydia Cove Nerd Font Comple" w:hAnsi="Caskaydia Cove Nerd Font Comple"/>
+          <w:b/>
+          <w:bCs/>
+          <w:color w:val="000000" w:themeColor="text1"/>
+        </w:rPr>
+      </w:r>
+      <w:r>
+        <w:rPr>
+          <w:rFonts w:ascii="Caskaydia Cove Nerd Font Comple" w:hAnsi="Caskaydia Cove Nerd Font Comple"/>
+          <w:b/>
+          <w:bCs/>
+          <w:color w:val="000000" w:themeColor="text1"/>
+        </w:rPr>
+        <w:fldChar w:fldCharType="separate"/>
+      </w:r>
+      <w:r>
+        <w:rPr>
+          <w:rStyle w:val="Hyperlink"/>
+          <w:rFonts w:ascii="Caskaydia Cove Nerd Font Comple" w:hAnsi="Caskaydia Cove Nerd Font Comple"/>
+          <w:b/>
+          <w:bCs/>
+          <w:color w:val="000000" w:themeColor="text1"/>
+          <w:u w:val="none"/>
+        </w:rPr>
+        <w:t xml:space="preserve">Finden Sie </w:t>
+      </w:r>
+      <w:r>
+        <w:rPr>
+          <w:rStyle w:val="Hyperlink"/>
+          <w:rFonts w:ascii="Caskaydia Cove Nerd Font Comple" w:hAnsi="Caskaydia Cove Nerd Font Comple"/>
+          <w:b/>
+          <w:bCs/>
+          <w:color w:val="000000" w:themeColor="text1"/>
+          <w:u w:val="none"/>
+        </w:rPr>
+        <w:t>h</w:t>
+      </w:r>
+      <w:r>
+        <w:rPr>
+          <w:rStyle w:val="Hyperlink"/>
+          <w:rFonts w:ascii="Caskaydia Cove Nerd Font Comple" w:hAnsi="Caskaydia Cove Nerd Font Comple"/>
+          <w:b/>
+          <w:bCs/>
+          <w:color w:val="000000" w:themeColor="text1"/>
+          <w:u w:val="none"/>
+        </w:rPr>
+        <w:t>e</w:t>
+      </w:r>
+      <w:r>
+        <w:rPr>
+          <w:rStyle w:val="Hyperlink"/>
+          <w:rFonts w:ascii="Caskaydia Cove Nerd Font Comple" w:hAnsi="Caskaydia Cove Nerd Font Comple"/>
+          <w:b/>
+          <w:bCs/>
+          <w:color w:val="000000" w:themeColor="text1"/>
+          <w:u w:val="none"/>
+        </w:rPr>
+        <w:t>ra</w:t>
+      </w:r>
+      <w:r>
+        <w:rPr>
+          <w:rStyle w:val="Hyperlink"/>
+          <w:rFonts w:ascii="Caskaydia Cove Nerd Font Comple" w:hAnsi="Caskaydia Cove Nerd Font Comple"/>
+          <w:b/>
+          <w:bCs/>
+          <w:color w:val="000000" w:themeColor="text1"/>
+          <w:u w:val="none"/>
+        </w:rPr>
+        <w:t>u</w:t>
+      </w:r>
+      <w:r>
+        <w:rPr>
+          <w:rStyle w:val="Hyperlink"/>
+          <w:rFonts w:ascii="Caskaydia Cove Nerd Font Comple" w:hAnsi="Caskaydia Cove Nerd Font Comple"/>
+          <w:b/>
+          <w:bCs/>
+          <w:color w:val="000000" w:themeColor="text1"/>
+          <w:u w:val="none"/>
+        </w:rPr>
+        <w:t xml:space="preserve">s, wie man in der Software interne und externe Nummern ein- </w:t>
+      </w:r>
+      <w:r>
+        <w:rPr>
+          <w:rStyle w:val="Hyperlink"/>
+          <w:rFonts w:ascii="Caskaydia Cove Nerd Font Comple" w:hAnsi="Caskaydia Cove Nerd Font Comple"/>
+          <w:b/>
+          <w:bCs/>
+          <w:color w:val="000000" w:themeColor="text1"/>
+          <w:u w:val="none"/>
+        </w:rPr>
+        <w:t>stellt</w:t>
+      </w:r>
+      <w:r>
+        <w:rPr>
+          <w:rStyle w:val="Hyperlink"/>
+          <w:rFonts w:ascii="Caskaydia Cove Nerd Font Comple" w:hAnsi="Caskaydia Cove Nerd Font Comple"/>
+          <w:b/>
+          <w:bCs/>
+          <w:color w:val="000000" w:themeColor="text1"/>
+          <w:u w:val="none"/>
+        </w:rPr>
+        <w:t>?</w:t>
+      </w:r>
+      <w:r>
+        <w:rPr>
+          <w:rFonts w:ascii="Caskaydia Cove Nerd Font Comple" w:hAnsi="Caskaydia Cove Nerd Font Comple"/>
+          <w:b/>
+          <w:bCs/>
+          <w:color w:val="000000" w:themeColor="text1"/>
+        </w:rPr>
+        <w:fldChar w:fldCharType="end"/>
+      </w:r>
+      <w:r>
+        <w:rPr>
+          <w:rFonts w:ascii="Caskaydia Cove Nerd Font Comple" w:hAnsi="Caskaydia Cove Nerd Font Comple"/>
+          <w:b/>
+          <w:bCs/>
+          <w:color w:val="000000" w:themeColor="text1"/>
+        </w:rPr>
+        <w:t xml:space="preserve"> </w:t>
+      </w:r>
+    </w:p>
+    <w:bookmarkEnd w:id="9"/>
+    <w:p>
+      <w:pPr>
+        <w:pStyle w:val="berschrift2"/>
+        <w:numPr>
+          <w:ilvl w:val="2"/>
+          <w:numId w:val="4"/>
+        </w:numPr>
+        <w:rPr>
           <w:rFonts w:ascii="Caskaydia Cove Nerd Font Comple" w:hAnsi="Caskaydia Cove Nerd Font Comple" w:cs="Calibri"/>
           <w:b/>
           <w:bCs/>
-          <w:color w:val="000000" w:themeColor="text1"/>
+          <w:color w:val="auto"/>
+        </w:rPr>
+      </w:pPr>
+      <w:r>
+        <w:rPr>
+          <w:rFonts w:ascii="Caskaydia Cove Nerd Font Comple" w:hAnsi="Caskaydia Cove Nerd Font Comple" w:cs="Calibri"/>
+          <w:b/>
+          <w:bCs/>
+          <w:color w:val="auto"/>
+        </w:rPr>
+        <w:fldChar w:fldCharType="begin"/>
+      </w:r>
+      <w:r>
+        <w:rPr>
+          <w:rFonts w:ascii="Caskaydia Cove Nerd Font Comple" w:hAnsi="Caskaydia Cove Nerd Font Comple" w:cs="Calibri"/>
+          <w:b/>
+          <w:bCs/>
+          <w:color w:val="auto"/>
+        </w:rPr>
+        <w:instrText xml:space="preserve"> HYPERLINK  \l "_Aufgaben:" </w:instrText>
+      </w:r>
+      <w:r>
+        <w:rPr>
+          <w:rFonts w:ascii="Caskaydia Cove Nerd Font Comple" w:hAnsi="Caskaydia Cove Nerd Font Comple" w:cs="Calibri"/>
+          <w:b/>
+          <w:bCs/>
+          <w:color w:val="auto"/>
+        </w:rPr>
+      </w:r>
+      <w:r>
+        <w:rPr>
+          <w:rFonts w:ascii="Caskaydia Cove Nerd Font Comple" w:hAnsi="Caskaydia Cove Nerd Font Comple" w:cs="Calibri"/>
+          <w:b/>
+          <w:bCs/>
+          <w:color w:val="auto"/>
+        </w:rPr>
+        <w:fldChar w:fldCharType="separate"/>
+      </w:r>
+      <w:r>
+        <w:rPr>
+          <w:rStyle w:val="Hyperlink"/>
+          <w:rFonts w:ascii="Caskaydia Cove Nerd Font Comple" w:hAnsi="Caskaydia Cove Nerd Font Comple" w:cs="Calibri"/>
+          <w:b/>
+          <w:bCs/>
+          <w:color w:val="auto"/>
+          <w:u w:val="none"/>
         </w:rPr>
         <w:t>Aufgaben</w:t>
+      </w:r>
+      <w:r>
+        <w:rPr>
+          <w:rFonts w:ascii="Caskaydia Cove Nerd Font Comple" w:hAnsi="Caskaydia Cove Nerd Font Comple" w:cs="Calibri"/>
+          <w:b/>
+          <w:bCs/>
+          <w:color w:val="auto"/>
+        </w:rPr>
+        <w:fldChar w:fldCharType="end"/>
+      </w:r>
+    </w:p>
+    <w:bookmarkStart w:id="11" w:name="OLE_LINK3"/>
+    <w:p>
+      <w:pPr>
+        <w:pStyle w:val="StandardWeb"/>
+        <w:numPr>
+          <w:ilvl w:val="3"/>
+          <w:numId w:val="4"/>
+        </w:numPr>
+        <w:rPr>
+          <w:b/>
+          <w:bCs/>
+        </w:rPr>
+      </w:pPr>
+      <w:r>
+        <w:rPr>
+          <w:b/>
+          <w:bCs/>
+        </w:rPr>
+        <w:fldChar w:fldCharType="begin"/>
+      </w:r>
+      <w:r>
+        <w:rPr>
+          <w:b/>
+          <w:bCs/>
+        </w:rPr>
+        <w:instrText xml:space="preserve"> HYPERLINK  \l "_Welche_Vorwahl-Taste_unterscheidet" </w:instrText>
+      </w:r>
+      <w:r>
+        <w:rPr>
+          <w:b/>
+          <w:bCs/>
+        </w:rPr>
+      </w:r>
+      <w:r>
+        <w:rPr>
+          <w:b/>
+          <w:bCs/>
+        </w:rPr>
+        <w:fldChar w:fldCharType="separate"/>
+      </w:r>
+      <w:r>
+        <w:rPr>
+          <w:rStyle w:val="Hyperlink"/>
+          <w:b/>
+          <w:bCs/>
+          <w:color w:val="auto"/>
+          <w:u w:val="none"/>
+        </w:rPr>
+        <w:t>Welc</w:t>
+      </w:r>
+      <w:r>
+        <w:rPr>
+          <w:rStyle w:val="Hyperlink"/>
+          <w:b/>
+          <w:bCs/>
+          <w:color w:val="auto"/>
+          <w:u w:val="none"/>
+        </w:rPr>
+        <w:t>h</w:t>
+      </w:r>
+      <w:r>
+        <w:rPr>
+          <w:rStyle w:val="Hyperlink"/>
+          <w:b/>
+          <w:bCs/>
+          <w:color w:val="auto"/>
+          <w:u w:val="none"/>
+        </w:rPr>
+        <w:t>e Vorwahl-Taste unterscheidet zwischen externem und internem Ruf?</w:t>
+      </w:r>
+      <w:r>
+        <w:rPr>
+          <w:b/>
+          <w:bCs/>
+        </w:rPr>
+        <w:fldChar w:fldCharType="end"/>
+      </w:r>
+    </w:p>
+    <w:bookmarkStart w:id="12" w:name="OLE_LINK4"/>
+    <w:bookmarkEnd w:id="11"/>
+    <w:p>
+      <w:pPr>
+        <w:pStyle w:val="StandardWeb"/>
+        <w:numPr>
+          <w:ilvl w:val="3"/>
+          <w:numId w:val="4"/>
+        </w:numPr>
+        <w:rPr>
+          <w:b/>
+          <w:bCs/>
+        </w:rPr>
+      </w:pPr>
+      <w:r>
+        <w:rPr>
+          <w:b/>
+          <w:bCs/>
+        </w:rPr>
+        <w:fldChar w:fldCharType="begin"/>
+      </w:r>
+      <w:r>
+        <w:rPr>
+          <w:b/>
+          <w:bCs/>
+        </w:rPr>
+        <w:instrText xml:space="preserve"> HYPERLINK  \l "_Was_bedeutet_der" </w:instrText>
+      </w:r>
+      <w:r>
+        <w:rPr>
+          <w:b/>
+          <w:bCs/>
+        </w:rPr>
+      </w:r>
+      <w:r>
+        <w:rPr>
+          <w:b/>
+          <w:bCs/>
+        </w:rPr>
+        <w:fldChar w:fldCharType="separate"/>
+      </w:r>
+      <w:r>
+        <w:rPr>
+          <w:rStyle w:val="Hyperlink"/>
+          <w:b/>
+          <w:bCs/>
+          <w:color w:val="auto"/>
+          <w:u w:val="none"/>
+        </w:rPr>
+        <w:t xml:space="preserve">Was bedeutet der </w:t>
+      </w:r>
+      <w:proofErr w:type="spellStart"/>
+      <w:r>
+        <w:rPr>
+          <w:rStyle w:val="Hyperlink"/>
+          <w:b/>
+          <w:bCs/>
+          <w:color w:val="auto"/>
+          <w:u w:val="none"/>
+        </w:rPr>
+        <w:t>TeamTag</w:t>
+      </w:r>
+      <w:proofErr w:type="spellEnd"/>
+      <w:r>
+        <w:rPr>
+          <w:rStyle w:val="Hyperlink"/>
+          <w:b/>
+          <w:bCs/>
+          <w:color w:val="auto"/>
+          <w:u w:val="none"/>
+        </w:rPr>
+        <w:t xml:space="preserve"> bei den externen Rufnummern?</w:t>
+      </w:r>
+      <w:bookmarkEnd w:id="12"/>
+      <w:r>
+        <w:rPr>
+          <w:b/>
+          <w:bCs/>
+        </w:rPr>
+        <w:fldChar w:fldCharType="end"/>
+      </w:r>
+    </w:p>
+    <w:bookmarkStart w:id="13" w:name="OLE_LINK5"/>
+    <w:p>
+      <w:pPr>
+        <w:pStyle w:val="StandardWeb"/>
+        <w:numPr>
+          <w:ilvl w:val="3"/>
+          <w:numId w:val="4"/>
+        </w:numPr>
+        <w:rPr>
+          <w:b/>
+          <w:bCs/>
+        </w:rPr>
+      </w:pPr>
+      <w:r>
+        <w:rPr>
+          <w:b/>
+          <w:bCs/>
+        </w:rPr>
+        <w:fldChar w:fldCharType="begin"/>
+      </w:r>
+      <w:r>
+        <w:rPr>
+          <w:b/>
+          <w:bCs/>
+        </w:rPr>
+        <w:instrText xml:space="preserve"> HYPERLINK  \l "_Was_macht_die" </w:instrText>
+      </w:r>
+      <w:r>
+        <w:rPr>
+          <w:b/>
+          <w:bCs/>
+        </w:rPr>
+      </w:r>
+      <w:r>
+        <w:rPr>
+          <w:b/>
+          <w:bCs/>
+        </w:rPr>
+        <w:fldChar w:fldCharType="separate"/>
+      </w:r>
+      <w:r>
+        <w:rPr>
+          <w:rStyle w:val="Hyperlink"/>
+          <w:b/>
+          <w:bCs/>
+          <w:color w:val="auto"/>
+          <w:u w:val="none"/>
+        </w:rPr>
+        <w:t>Was macht die Kalender-Funktion?</w:t>
+      </w:r>
+      <w:r>
+        <w:rPr>
+          <w:b/>
+          <w:bCs/>
+        </w:rPr>
+        <w:fldChar w:fldCharType="end"/>
+      </w:r>
+    </w:p>
+    <w:bookmarkStart w:id="14" w:name="OLE_LINK6"/>
+    <w:bookmarkEnd w:id="13"/>
+    <w:p>
+      <w:pPr>
+        <w:pStyle w:val="StandardWeb"/>
+        <w:numPr>
+          <w:ilvl w:val="3"/>
+          <w:numId w:val="4"/>
+        </w:numPr>
+        <w:rPr>
+          <w:b/>
+          <w:bCs/>
+        </w:rPr>
+      </w:pPr>
+      <w:r>
+        <w:rPr>
+          <w:b/>
+          <w:bCs/>
+        </w:rPr>
+        <w:fldChar w:fldCharType="begin"/>
+      </w:r>
+      <w:r>
+        <w:rPr>
+          <w:b/>
+          <w:bCs/>
+        </w:rPr>
+        <w:instrText xml:space="preserve"> HYPERLINK  \l "_Was_kann_ich" </w:instrText>
+      </w:r>
+      <w:r>
+        <w:rPr>
+          <w:b/>
+          <w:bCs/>
+        </w:rPr>
+      </w:r>
+      <w:r>
+        <w:rPr>
+          <w:b/>
+          <w:bCs/>
+        </w:rPr>
+        <w:fldChar w:fldCharType="separate"/>
+      </w:r>
+      <w:r>
+        <w:rPr>
+          <w:rStyle w:val="Hyperlink"/>
+          <w:b/>
+          <w:bCs/>
+          <w:color w:val="auto"/>
+          <w:u w:val="none"/>
+        </w:rPr>
+        <w:t>Was kann ich im Sperrwerk einstellen?</w:t>
+      </w:r>
+      <w:r>
+        <w:rPr>
+          <w:b/>
+          <w:bCs/>
+        </w:rPr>
+        <w:fldChar w:fldCharType="end"/>
+      </w:r>
+    </w:p>
+    <w:bookmarkStart w:id="15" w:name="OLE_LINK7"/>
+    <w:bookmarkEnd w:id="14"/>
+    <w:p>
+      <w:pPr>
+        <w:pStyle w:val="StandardWeb"/>
+        <w:numPr>
+          <w:ilvl w:val="3"/>
+          <w:numId w:val="4"/>
+        </w:numPr>
+        <w:rPr>
+          <w:b/>
+          <w:bCs/>
+        </w:rPr>
+      </w:pPr>
+      <w:r>
+        <w:rPr>
+          <w:b/>
+          <w:bCs/>
+        </w:rPr>
+        <w:fldChar w:fldCharType="begin"/>
+      </w:r>
+      <w:r>
+        <w:rPr>
+          <w:b/>
+          <w:bCs/>
+        </w:rPr>
+        <w:instrText xml:space="preserve"> HYPERLINK  \l "_Unter_welcher_Einstellung" </w:instrText>
+      </w:r>
+      <w:r>
+        <w:rPr>
+          <w:b/>
+          <w:bCs/>
+        </w:rPr>
+      </w:r>
+      <w:r>
+        <w:rPr>
+          <w:b/>
+          <w:bCs/>
+        </w:rPr>
+        <w:fldChar w:fldCharType="separate"/>
+      </w:r>
+      <w:r>
+        <w:rPr>
+          <w:rStyle w:val="Hyperlink"/>
+          <w:b/>
+          <w:bCs/>
+          <w:color w:val="auto"/>
+          <w:u w:val="none"/>
+        </w:rPr>
+        <w:t xml:space="preserve">Unter welcher Einstellung kann ich </w:t>
+      </w:r>
+      <w:r>
+        <w:rPr>
+          <w:rStyle w:val="Hyperlink"/>
+          <w:b/>
+          <w:bCs/>
+          <w:color w:val="auto"/>
+          <w:u w:val="none"/>
+        </w:rPr>
+        <w:t>d</w:t>
+      </w:r>
+      <w:r>
+        <w:rPr>
+          <w:rStyle w:val="Hyperlink"/>
+          <w:b/>
+          <w:bCs/>
+          <w:color w:val="auto"/>
+          <w:u w:val="none"/>
+        </w:rPr>
+        <w:t>ie Zeit der Anrufweiterschaltung einstellen</w:t>
+      </w:r>
+      <w:bookmarkEnd w:id="15"/>
+      <w:r>
+        <w:rPr>
+          <w:rStyle w:val="Hyperlink"/>
+          <w:b/>
+          <w:bCs/>
+          <w:color w:val="auto"/>
+          <w:u w:val="none"/>
+        </w:rPr>
+        <w:t>?</w:t>
+      </w:r>
+      <w:r>
+        <w:rPr>
+          <w:b/>
+          <w:bCs/>
+        </w:rPr>
+        <w:fldChar w:fldCharType="end"/>
       </w:r>
     </w:p>
     <w:p>
       <w:pPr>
-        <w:pStyle w:val="StandardWeb"/>
+        <w:pStyle w:val="Listenabsatz"/>
         <w:numPr>
-          <w:ilvl w:val="0"/>
-          <w:numId w:val="2"/>
+          <w:ilvl w:val="2"/>
+          <w:numId w:val="4"/>
         </w:numPr>
         <w:rPr>
-          <w:b/>
-          <w:bCs/>
-          <w:color w:val="000000" w:themeColor="text1"/>
-        </w:rPr>
-      </w:pPr>
-      <w:r>
-        <w:rPr>
-          <w:b/>
-          <w:bCs/>
-          <w:color w:val="000000" w:themeColor="text1"/>
-        </w:rPr>
-        <w:t>Welche Vorwahl-Taste unterscheidet zwischen externem und internem Ruf</w:t>
-      </w:r>
-      <w:r>
-        <w:rPr>
-          <w:b/>
-          <w:bCs/>
-          <w:color w:val="000000" w:themeColor="text1"/>
-        </w:rPr>
-        <w:t>?</w:t>
-      </w:r>
+          <w:rFonts w:ascii="Caskaydia Cove Nerd Font Comple" w:hAnsi="Caskaydia Cove Nerd Font Comple"/>
+          <w:b/>
+          <w:bCs/>
+          <w:sz w:val="26"/>
+          <w:szCs w:val="26"/>
+        </w:rPr>
+      </w:pPr>
+      <w:hyperlink w:anchor="_Skizze:" w:history="1">
+        <w:r>
+          <w:rPr>
+            <w:rStyle w:val="Hyperlink"/>
+            <w:rFonts w:ascii="Caskaydia Cove Nerd Font Comple" w:hAnsi="Caskaydia Cove Nerd Font Comple" w:cs="Calibri"/>
+            <w:b/>
+            <w:bCs/>
+            <w:color w:val="auto"/>
+            <w:sz w:val="26"/>
+            <w:szCs w:val="26"/>
+            <w:u w:val="none"/>
+          </w:rPr>
+          <w:t>Skiz</w:t>
+        </w:r>
+        <w:r>
+          <w:rPr>
+            <w:rStyle w:val="Hyperlink"/>
+            <w:rFonts w:ascii="Caskaydia Cove Nerd Font Comple" w:hAnsi="Caskaydia Cove Nerd Font Comple" w:cs="Calibri"/>
+            <w:b/>
+            <w:bCs/>
+            <w:color w:val="auto"/>
+            <w:sz w:val="26"/>
+            <w:szCs w:val="26"/>
+            <w:u w:val="none"/>
+          </w:rPr>
+          <w:t>z</w:t>
+        </w:r>
+        <w:r>
+          <w:rPr>
+            <w:rStyle w:val="Hyperlink"/>
+            <w:rFonts w:ascii="Caskaydia Cove Nerd Font Comple" w:hAnsi="Caskaydia Cove Nerd Font Comple" w:cs="Calibri"/>
+            <w:b/>
+            <w:bCs/>
+            <w:color w:val="auto"/>
+            <w:sz w:val="26"/>
+            <w:szCs w:val="26"/>
+            <w:u w:val="none"/>
+          </w:rPr>
+          <w:t>e</w:t>
+        </w:r>
+      </w:hyperlink>
     </w:p>
     <w:p>
       <w:pPr>
         <w:pStyle w:val="StandardWeb"/>
-        <w:numPr>
-          <w:ilvl w:val="0"/>
-          <w:numId w:val="2"/>
-        </w:numPr>
+        <w:ind w:left="1080"/>
         <w:rPr>
           <w:b/>
           <w:bCs/>
@@ -1008,119 +1596,494 @@
       </w:pPr>
       <w:r>
         <w:rPr>
-          <w:b/>
-          <w:bCs/>
           <w:color w:val="000000" w:themeColor="text1"/>
         </w:rPr>
-        <w:t xml:space="preserve">Was bedeutet der </w:t>
-      </w:r>
-      <w:proofErr w:type="spellStart"/>
-      <w:r>
-        <w:rPr>
-          <w:b/>
-          <w:bCs/>
-          <w:color w:val="000000" w:themeColor="text1"/>
-        </w:rPr>
-        <w:t>TeamTag</w:t>
-      </w:r>
-      <w:proofErr w:type="spellEnd"/>
-      <w:r>
-        <w:rPr>
-          <w:b/>
-          <w:bCs/>
-          <w:color w:val="000000" w:themeColor="text1"/>
-        </w:rPr>
-        <w:t xml:space="preserve"> bei den externen Rufnummern?</w:t>
+        <w:br w:type="page"/>
       </w:r>
     </w:p>
     <w:p>
       <w:pPr>
-        <w:pStyle w:val="StandardWeb"/>
-        <w:numPr>
-          <w:ilvl w:val="0"/>
-          <w:numId w:val="2"/>
-        </w:numPr>
-        <w:rPr>
-          <w:b/>
-          <w:bCs/>
-          <w:color w:val="000000" w:themeColor="text1"/>
-        </w:rPr>
-      </w:pPr>
-      <w:r>
-        <w:rPr>
-          <w:b/>
-          <w:bCs/>
-          <w:color w:val="000000" w:themeColor="text1"/>
-        </w:rPr>
-        <w:t>Was macht die Kalender-Funktion?</w:t>
+        <w:pStyle w:val="berschrift2"/>
+        <w:rPr>
+          <w:rFonts w:ascii="Calibri" w:hAnsi="Calibri" w:cs="Calibri"/>
+          <w:b/>
+          <w:bCs/>
+          <w:color w:val="auto"/>
+        </w:rPr>
+      </w:pPr>
+      <w:bookmarkStart w:id="16" w:name="_Stückliste:"/>
+      <w:bookmarkEnd w:id="16"/>
+      <w:r>
+        <w:rPr>
+          <w:rFonts w:ascii="Caskaydia Cove Nerd Font Comple" w:hAnsi="Caskaydia Cove Nerd Font Comple"/>
+          <w:b/>
+          <w:bCs/>
+          <w:color w:val="auto"/>
+        </w:rPr>
+        <w:lastRenderedPageBreak/>
+        <w:t>St</w:t>
+      </w:r>
+      <w:r>
+        <w:rPr>
+          <w:rFonts w:ascii="Calibri" w:hAnsi="Calibri" w:cs="Calibri"/>
+          <w:b/>
+          <w:bCs/>
+          <w:color w:val="auto"/>
+        </w:rPr>
+        <w:t>ückliste:</w:t>
       </w:r>
     </w:p>
     <w:p>
       <w:pPr>
-        <w:pStyle w:val="StandardWeb"/>
-        <w:numPr>
-          <w:ilvl w:val="0"/>
-          <w:numId w:val="2"/>
-        </w:numPr>
-        <w:rPr>
-          <w:b/>
-          <w:bCs/>
-          <w:color w:val="000000" w:themeColor="text1"/>
-        </w:rPr>
-      </w:pPr>
-      <w:r>
-        <w:rPr>
-          <w:b/>
-          <w:bCs/>
-          <w:color w:val="000000" w:themeColor="text1"/>
-        </w:rPr>
-        <w:t>Was kann ich im Sperrwerk einstellen?</w:t>
-      </w:r>
+        <w:pStyle w:val="berschrift2"/>
+        <w:rPr>
+          <w:rFonts w:ascii="Calibri" w:hAnsi="Calibri" w:cs="Calibri"/>
+          <w:b/>
+          <w:bCs/>
+          <w:color w:val="auto"/>
+        </w:rPr>
+      </w:pPr>
+    </w:p>
+    <w:tbl>
+      <w:tblPr>
+        <w:tblStyle w:val="Tabellenraster"/>
+        <w:tblW w:w="9879" w:type="dxa"/>
+        <w:tblLook w:val="04A0" w:firstRow="1" w:lastRow="0" w:firstColumn="1" w:lastColumn="0" w:noHBand="0" w:noVBand="1"/>
+      </w:tblPr>
+      <w:tblGrid>
+        <w:gridCol w:w="1174"/>
+        <w:gridCol w:w="1273"/>
+        <w:gridCol w:w="7432"/>
+      </w:tblGrid>
+      <w:tr>
+        <w:trPr>
+          <w:trHeight w:val="548"/>
+        </w:trPr>
+        <w:tc>
+          <w:tcPr>
+            <w:tcW w:w="1174" w:type="dxa"/>
+          </w:tcPr>
+          <w:p>
+            <w:pPr>
+              <w:jc w:val="center"/>
+              <w:rPr>
+                <w:rFonts w:ascii="Caskaydia Cove Nerd Font Comple" w:hAnsi="Caskaydia Cove Nerd Font Comple" w:cs="Arial"/>
+                <w:sz w:val="22"/>
+                <w:szCs w:val="22"/>
+              </w:rPr>
+            </w:pPr>
+            <w:proofErr w:type="spellStart"/>
+            <w:r>
+              <w:rPr>
+                <w:rFonts w:ascii="Caskaydia Cove Nerd Font Comple" w:hAnsi="Caskaydia Cove Nerd Font Comple" w:cs="Arial"/>
+                <w:sz w:val="22"/>
+                <w:szCs w:val="22"/>
+              </w:rPr>
+              <w:t>Lfd</w:t>
+            </w:r>
+            <w:proofErr w:type="spellEnd"/>
+            <w:r>
+              <w:rPr>
+                <w:rFonts w:ascii="Caskaydia Cove Nerd Font Comple" w:hAnsi="Caskaydia Cove Nerd Font Comple" w:cs="Arial"/>
+                <w:sz w:val="22"/>
+                <w:szCs w:val="22"/>
+              </w:rPr>
+              <w:t>-Nr.</w:t>
+            </w:r>
+          </w:p>
+        </w:tc>
+        <w:tc>
+          <w:tcPr>
+            <w:tcW w:w="1273" w:type="dxa"/>
+          </w:tcPr>
+          <w:p>
+            <w:pPr>
+              <w:jc w:val="center"/>
+              <w:rPr>
+                <w:rFonts w:ascii="Caskaydia Cove Nerd Font Comple" w:hAnsi="Caskaydia Cove Nerd Font Comple" w:cs="Arial"/>
+                <w:sz w:val="22"/>
+                <w:szCs w:val="22"/>
+              </w:rPr>
+            </w:pPr>
+            <w:r>
+              <w:rPr>
+                <w:rFonts w:ascii="Caskaydia Cove Nerd Font Comple" w:hAnsi="Caskaydia Cove Nerd Font Comple" w:cs="Arial"/>
+                <w:sz w:val="22"/>
+                <w:szCs w:val="22"/>
+              </w:rPr>
+              <w:t>Anzahl</w:t>
+            </w:r>
+          </w:p>
+        </w:tc>
+        <w:tc>
+          <w:tcPr>
+            <w:tcW w:w="7432" w:type="dxa"/>
+          </w:tcPr>
+          <w:p>
+            <w:pPr>
+              <w:jc w:val="center"/>
+              <w:rPr>
+                <w:rFonts w:ascii="Caskaydia Cove Nerd Font Comple" w:hAnsi="Caskaydia Cove Nerd Font Comple" w:cs="Arial"/>
+                <w:sz w:val="22"/>
+                <w:szCs w:val="22"/>
+              </w:rPr>
+            </w:pPr>
+            <w:r>
+              <w:rPr>
+                <w:rFonts w:ascii="Caskaydia Cove Nerd Font Comple" w:hAnsi="Caskaydia Cove Nerd Font Comple" w:cs="Arial"/>
+                <w:sz w:val="22"/>
+                <w:szCs w:val="22"/>
+              </w:rPr>
+              <w:t>Bezeichnungen</w:t>
+            </w:r>
+          </w:p>
+        </w:tc>
+      </w:tr>
+      <w:tr>
+        <w:trPr>
+          <w:trHeight w:val="557"/>
+        </w:trPr>
+        <w:tc>
+          <w:tcPr>
+            <w:tcW w:w="1174" w:type="dxa"/>
+          </w:tcPr>
+          <w:p>
+            <w:pPr>
+              <w:jc w:val="center"/>
+              <w:rPr>
+                <w:rFonts w:ascii="Caskaydia Cove Nerd Font Comple" w:hAnsi="Caskaydia Cove Nerd Font Comple" w:cs="Arial"/>
+                <w:sz w:val="22"/>
+                <w:szCs w:val="22"/>
+              </w:rPr>
+            </w:pPr>
+            <w:r>
+              <w:rPr>
+                <w:rFonts w:ascii="Caskaydia Cove Nerd Font Comple" w:hAnsi="Caskaydia Cove Nerd Font Comple" w:cs="Arial"/>
+                <w:sz w:val="22"/>
+                <w:szCs w:val="22"/>
+              </w:rPr>
+              <w:t>1</w:t>
+            </w:r>
+          </w:p>
+        </w:tc>
+        <w:tc>
+          <w:tcPr>
+            <w:tcW w:w="1273" w:type="dxa"/>
+          </w:tcPr>
+          <w:p>
+            <w:pPr>
+              <w:jc w:val="center"/>
+              <w:rPr>
+                <w:rFonts w:ascii="Caskaydia Cove Nerd Font Comple" w:hAnsi="Caskaydia Cove Nerd Font Comple" w:cs="Arial"/>
+                <w:sz w:val="22"/>
+                <w:szCs w:val="22"/>
+              </w:rPr>
+            </w:pPr>
+            <w:r>
+              <w:rPr>
+                <w:rFonts w:ascii="Caskaydia Cove Nerd Font Comple" w:hAnsi="Caskaydia Cove Nerd Font Comple" w:cs="Arial"/>
+                <w:sz w:val="22"/>
+                <w:szCs w:val="22"/>
+              </w:rPr>
+              <w:t>1</w:t>
+            </w:r>
+          </w:p>
+        </w:tc>
+        <w:tc>
+          <w:tcPr>
+            <w:tcW w:w="7432" w:type="dxa"/>
+          </w:tcPr>
+          <w:p>
+            <w:pPr>
+              <w:jc w:val="center"/>
+              <w:rPr>
+                <w:rFonts w:ascii="Caskaydia Cove Nerd Font Comple" w:hAnsi="Caskaydia Cove Nerd Font Comple" w:cs="Arial"/>
+                <w:sz w:val="22"/>
+                <w:szCs w:val="22"/>
+              </w:rPr>
+            </w:pPr>
+            <w:r>
+              <w:rPr>
+                <w:rFonts w:ascii="Caskaydia Cove Nerd Font Comple" w:hAnsi="Caskaydia Cove Nerd Font Comple" w:cs="Arial"/>
+                <w:sz w:val="22"/>
+                <w:szCs w:val="22"/>
+              </w:rPr>
+              <w:t>TK-Anlage T-Concept per USB-Anschluss an den Rechner</w:t>
+            </w:r>
+          </w:p>
+        </w:tc>
+      </w:tr>
+      <w:tr>
+        <w:trPr>
+          <w:trHeight w:val="278"/>
+        </w:trPr>
+        <w:tc>
+          <w:tcPr>
+            <w:tcW w:w="1174" w:type="dxa"/>
+          </w:tcPr>
+          <w:p>
+            <w:pPr>
+              <w:jc w:val="center"/>
+              <w:rPr>
+                <w:rFonts w:ascii="Caskaydia Cove Nerd Font Comple" w:hAnsi="Caskaydia Cove Nerd Font Comple" w:cs="Arial"/>
+                <w:sz w:val="22"/>
+                <w:szCs w:val="22"/>
+              </w:rPr>
+            </w:pPr>
+            <w:r>
+              <w:rPr>
+                <w:rFonts w:ascii="Caskaydia Cove Nerd Font Comple" w:hAnsi="Caskaydia Cove Nerd Font Comple" w:cs="Arial"/>
+                <w:sz w:val="22"/>
+                <w:szCs w:val="22"/>
+              </w:rPr>
+              <w:t>2</w:t>
+            </w:r>
+          </w:p>
+        </w:tc>
+        <w:tc>
+          <w:tcPr>
+            <w:tcW w:w="1273" w:type="dxa"/>
+          </w:tcPr>
+          <w:p>
+            <w:pPr>
+              <w:jc w:val="center"/>
+              <w:rPr>
+                <w:rFonts w:ascii="Caskaydia Cove Nerd Font Comple" w:hAnsi="Caskaydia Cove Nerd Font Comple" w:cs="Arial"/>
+                <w:sz w:val="22"/>
+                <w:szCs w:val="22"/>
+              </w:rPr>
+            </w:pPr>
+            <w:r>
+              <w:rPr>
+                <w:rFonts w:ascii="Caskaydia Cove Nerd Font Comple" w:hAnsi="Caskaydia Cove Nerd Font Comple" w:cs="Arial"/>
+                <w:sz w:val="22"/>
+                <w:szCs w:val="22"/>
+              </w:rPr>
+              <w:t>1</w:t>
+            </w:r>
+          </w:p>
+        </w:tc>
+        <w:tc>
+          <w:tcPr>
+            <w:tcW w:w="7432" w:type="dxa"/>
+          </w:tcPr>
+          <w:p>
+            <w:pPr>
+              <w:jc w:val="center"/>
+              <w:rPr>
+                <w:rFonts w:ascii="Caskaydia Cove Nerd Font Comple" w:hAnsi="Caskaydia Cove Nerd Font Comple" w:cs="Arial"/>
+                <w:sz w:val="22"/>
+                <w:szCs w:val="22"/>
+              </w:rPr>
+            </w:pPr>
+            <w:r>
+              <w:rPr>
+                <w:rFonts w:ascii="Caskaydia Cove Nerd Font Comple" w:hAnsi="Caskaydia Cove Nerd Font Comple" w:cs="Arial"/>
+                <w:sz w:val="22"/>
+                <w:szCs w:val="22"/>
+              </w:rPr>
+              <w:t>Rj-45 zu ISDN-Adapter (Verteiler) an S</w:t>
+            </w:r>
+            <w:r>
+              <w:rPr>
+                <w:rFonts w:ascii="Caskaydia Cove Nerd Font Comple" w:hAnsi="Caskaydia Cove Nerd Font Comple" w:cs="Arial"/>
+                <w:sz w:val="22"/>
+                <w:szCs w:val="22"/>
+                <w:vertAlign w:val="subscript"/>
+              </w:rPr>
+              <w:t>0</w:t>
+            </w:r>
+          </w:p>
+        </w:tc>
+      </w:tr>
+      <w:tr>
+        <w:trPr>
+          <w:trHeight w:val="270"/>
+        </w:trPr>
+        <w:tc>
+          <w:tcPr>
+            <w:tcW w:w="1174" w:type="dxa"/>
+          </w:tcPr>
+          <w:p>
+            <w:pPr>
+              <w:jc w:val="center"/>
+              <w:rPr>
+                <w:rFonts w:ascii="Caskaydia Cove Nerd Font Comple" w:hAnsi="Caskaydia Cove Nerd Font Comple" w:cs="Arial"/>
+                <w:sz w:val="22"/>
+                <w:szCs w:val="22"/>
+              </w:rPr>
+            </w:pPr>
+            <w:r>
+              <w:rPr>
+                <w:rFonts w:ascii="Caskaydia Cove Nerd Font Comple" w:hAnsi="Caskaydia Cove Nerd Font Comple" w:cs="Arial"/>
+                <w:sz w:val="22"/>
+                <w:szCs w:val="22"/>
+              </w:rPr>
+              <w:t>3</w:t>
+            </w:r>
+          </w:p>
+        </w:tc>
+        <w:tc>
+          <w:tcPr>
+            <w:tcW w:w="1273" w:type="dxa"/>
+          </w:tcPr>
+          <w:p>
+            <w:pPr>
+              <w:jc w:val="center"/>
+              <w:rPr>
+                <w:rFonts w:ascii="Caskaydia Cove Nerd Font Comple" w:hAnsi="Caskaydia Cove Nerd Font Comple" w:cs="Arial"/>
+                <w:sz w:val="22"/>
+                <w:szCs w:val="22"/>
+              </w:rPr>
+            </w:pPr>
+            <w:r>
+              <w:rPr>
+                <w:rFonts w:ascii="Caskaydia Cove Nerd Font Comple" w:hAnsi="Caskaydia Cove Nerd Font Comple" w:cs="Arial"/>
+                <w:sz w:val="22"/>
+                <w:szCs w:val="22"/>
+              </w:rPr>
+              <w:t>1</w:t>
+            </w:r>
+          </w:p>
+        </w:tc>
+        <w:tc>
+          <w:tcPr>
+            <w:tcW w:w="7432" w:type="dxa"/>
+          </w:tcPr>
+          <w:p>
+            <w:pPr>
+              <w:jc w:val="center"/>
+              <w:rPr>
+                <w:rFonts w:ascii="Caskaydia Cove Nerd Font Comple" w:hAnsi="Caskaydia Cove Nerd Font Comple" w:cs="Arial"/>
+                <w:sz w:val="22"/>
+                <w:szCs w:val="22"/>
+              </w:rPr>
+            </w:pPr>
+            <w:r>
+              <w:rPr>
+                <w:rFonts w:ascii="Caskaydia Cove Nerd Font Comple" w:hAnsi="Caskaydia Cove Nerd Font Comple" w:cs="Arial"/>
+                <w:sz w:val="22"/>
+                <w:szCs w:val="22"/>
+              </w:rPr>
+              <w:t>Netzstecker</w:t>
+            </w:r>
+          </w:p>
+        </w:tc>
+      </w:tr>
+      <w:tr>
+        <w:trPr>
+          <w:trHeight w:val="278"/>
+        </w:trPr>
+        <w:tc>
+          <w:tcPr>
+            <w:tcW w:w="1174" w:type="dxa"/>
+          </w:tcPr>
+          <w:p>
+            <w:pPr>
+              <w:jc w:val="center"/>
+              <w:rPr>
+                <w:rFonts w:ascii="Caskaydia Cove Nerd Font Comple" w:hAnsi="Caskaydia Cove Nerd Font Comple" w:cs="Arial"/>
+                <w:sz w:val="22"/>
+                <w:szCs w:val="22"/>
+              </w:rPr>
+            </w:pPr>
+            <w:r>
+              <w:rPr>
+                <w:rFonts w:ascii="Caskaydia Cove Nerd Font Comple" w:hAnsi="Caskaydia Cove Nerd Font Comple" w:cs="Arial"/>
+                <w:sz w:val="22"/>
+                <w:szCs w:val="22"/>
+              </w:rPr>
+              <w:t>4</w:t>
+            </w:r>
+          </w:p>
+        </w:tc>
+        <w:tc>
+          <w:tcPr>
+            <w:tcW w:w="1273" w:type="dxa"/>
+          </w:tcPr>
+          <w:p>
+            <w:pPr>
+              <w:jc w:val="center"/>
+              <w:rPr>
+                <w:rFonts w:ascii="Caskaydia Cove Nerd Font Comple" w:hAnsi="Caskaydia Cove Nerd Font Comple" w:cs="Arial"/>
+                <w:sz w:val="22"/>
+                <w:szCs w:val="22"/>
+              </w:rPr>
+            </w:pPr>
+            <w:r>
+              <w:rPr>
+                <w:rFonts w:ascii="Caskaydia Cove Nerd Font Comple" w:hAnsi="Caskaydia Cove Nerd Font Comple" w:cs="Arial"/>
+                <w:sz w:val="22"/>
+                <w:szCs w:val="22"/>
+              </w:rPr>
+              <w:t>1</w:t>
+            </w:r>
+          </w:p>
+        </w:tc>
+        <w:tc>
+          <w:tcPr>
+            <w:tcW w:w="7432" w:type="dxa"/>
+          </w:tcPr>
+          <w:p>
+            <w:pPr>
+              <w:jc w:val="center"/>
+              <w:rPr>
+                <w:rFonts w:ascii="Caskaydia Cove Nerd Font Comple" w:hAnsi="Caskaydia Cove Nerd Font Comple" w:cs="Arial"/>
+                <w:sz w:val="22"/>
+                <w:szCs w:val="22"/>
+              </w:rPr>
+            </w:pPr>
+            <w:r>
+              <w:rPr>
+                <w:rFonts w:ascii="Caskaydia Cove Nerd Font Comple" w:hAnsi="Caskaydia Cove Nerd Font Comple" w:cs="Arial"/>
+                <w:sz w:val="22"/>
+                <w:szCs w:val="22"/>
+              </w:rPr>
+              <w:t>TK-Anlage an S</w:t>
+            </w:r>
+            <w:r>
+              <w:rPr>
+                <w:rFonts w:ascii="Caskaydia Cove Nerd Font Comple" w:hAnsi="Caskaydia Cove Nerd Font Comple" w:cs="Arial"/>
+                <w:sz w:val="22"/>
+                <w:szCs w:val="22"/>
+                <w:vertAlign w:val="subscript"/>
+              </w:rPr>
+              <w:t>0</w:t>
+            </w:r>
+            <w:r>
+              <w:rPr>
+                <w:rFonts w:ascii="Caskaydia Cove Nerd Font Comple" w:hAnsi="Caskaydia Cove Nerd Font Comple" w:cs="Arial"/>
+                <w:sz w:val="22"/>
+                <w:szCs w:val="22"/>
+              </w:rPr>
+              <w:t xml:space="preserve"> Tischverteiler</w:t>
+            </w:r>
+          </w:p>
+        </w:tc>
+      </w:tr>
+    </w:tbl>
+    <w:p>
+      <w:pPr>
+        <w:pStyle w:val="berschrift2"/>
+      </w:pPr>
     </w:p>
     <w:p>
       <w:pPr>
-        <w:pStyle w:val="StandardWeb"/>
-        <w:numPr>
-          <w:ilvl w:val="0"/>
-          <w:numId w:val="2"/>
-        </w:numPr>
-        <w:rPr>
-          <w:b/>
-          <w:bCs/>
+        <w:pStyle w:val="berschrift2"/>
+        <w:rPr>
+          <w:rFonts w:ascii="Caskaydia Cove Nerd Font Comple" w:hAnsi="Caskaydia Cove Nerd Font Comple"/>
           <w:color w:val="000000" w:themeColor="text1"/>
         </w:rPr>
       </w:pPr>
-      <w:r>
-        <w:rPr>
-          <w:b/>
-          <w:bCs/>
-          <w:color w:val="000000" w:themeColor="text1"/>
-        </w:rPr>
-        <w:t xml:space="preserve">Unter welcher Einstellung kann ich die Zeit der Anrufweiterschaltung ein- </w:t>
-      </w:r>
     </w:p>
     <w:p>
       <w:pPr>
-        <w:pStyle w:val="StandardWeb"/>
-        <w:numPr>
-          <w:ilvl w:val="0"/>
-          <w:numId w:val="2"/>
-        </w:numPr>
-      </w:pPr>
-      <w:r>
-        <w:rPr>
-          <w:b/>
-          <w:bCs/>
+        <w:pStyle w:val="berschrift2"/>
+        <w:rPr>
+          <w:rFonts w:ascii="Caskaydia Cove Nerd Font Comple" w:hAnsi="Caskaydia Cove Nerd Font Comple"/>
           <w:color w:val="000000" w:themeColor="text1"/>
         </w:rPr>
-        <w:t>stellen?</w:t>
-      </w:r>
-      <w:r>
-        <w:rPr>
-          <w:color w:val="000000" w:themeColor="text1"/>
-        </w:rPr>
-        <w:br w:type="page"/>
-      </w:r>
+      </w:pPr>
     </w:p>
     <w:p>
       <w:pPr>
@@ -1130,12 +2093,47 @@
           <w:color w:val="000000" w:themeColor="text1"/>
         </w:rPr>
       </w:pPr>
-      <w:r>
+    </w:p>
+    <w:p>
+      <w:pPr>
+        <w:pStyle w:val="berschrift2"/>
         <w:rPr>
           <w:rFonts w:ascii="Caskaydia Cove Nerd Font Comple" w:hAnsi="Caskaydia Cove Nerd Font Comple"/>
           <w:color w:val="000000" w:themeColor="text1"/>
         </w:rPr>
-        <w:lastRenderedPageBreak/>
+      </w:pPr>
+    </w:p>
+    <w:p>
+      <w:pPr>
+        <w:pStyle w:val="berschrift2"/>
+        <w:rPr>
+          <w:rFonts w:ascii="Caskaydia Cove Nerd Font Comple" w:hAnsi="Caskaydia Cove Nerd Font Comple"/>
+          <w:color w:val="000000" w:themeColor="text1"/>
+        </w:rPr>
+      </w:pPr>
+    </w:p>
+    <w:p>
+      <w:pPr>
+        <w:pStyle w:val="berschrift2"/>
+        <w:rPr>
+          <w:rFonts w:ascii="Caskaydia Cove Nerd Font Comple" w:hAnsi="Caskaydia Cove Nerd Font Comple"/>
+          <w:color w:val="000000" w:themeColor="text1"/>
+        </w:rPr>
+      </w:pPr>
+    </w:p>
+    <w:p>
+      <w:pPr>
+        <w:pStyle w:val="berschrift2"/>
+        <w:rPr>
+          <w:rFonts w:ascii="Caskaydia Cove Nerd Font Comple" w:hAnsi="Caskaydia Cove Nerd Font Comple"/>
+          <w:color w:val="000000" w:themeColor="text1"/>
+        </w:rPr>
+      </w:pPr>
+      <w:r>
+        <w:rPr>
+          <w:rFonts w:ascii="Caskaydia Cove Nerd Font Comple" w:hAnsi="Caskaydia Cove Nerd Font Comple"/>
+          <w:color w:val="000000" w:themeColor="text1"/>
+        </w:rPr>
         <w:t>Zur</w:t>
       </w:r>
       <w:r>
@@ -1464,34 +2462,662 @@
         <w:rPr>
           <w:rFonts w:ascii="Caskaydia Cove Nerd Font Comple" w:hAnsi="Caskaydia Cove Nerd Font Comple"/>
         </w:rPr>
-        <w:t xml:space="preserve">“ gewechselt dann waren in der Seitenleiste die Optionen Interne Rufnummer und Externe Rufnummer </w:t>
-      </w:r>
-      <w:r>
-        <w:rPr>
-          <w:rFonts w:ascii="Caskaydia Cove Nerd Font Comple" w:hAnsi="Caskaydia Cove Nerd Font Comple"/>
+        <w:t>“ gewechselt dann waren in der Seitenleiste die Optionen Interne Rufnummer und Externe Rufnummer</w:t>
+      </w:r>
+      <w:r>
+        <w:rPr>
+          <w:rFonts w:ascii="Caskaydia Cove Nerd Font Comple" w:hAnsi="Caskaydia Cove Nerd Font Comple"/>
+        </w:rPr>
+        <w:t>.</w:t>
+      </w:r>
+      <w:r>
+        <w:rPr>
+          <w:rFonts w:ascii="Caskaydia Cove Nerd Font Comple" w:hAnsi="Caskaydia Cove Nerd Font Comple"/>
+        </w:rPr>
+        <w:br w:type="page"/>
+      </w:r>
+    </w:p>
+    <w:p>
+      <w:pPr>
+        <w:rPr>
+          <w:rFonts w:ascii="Caskaydia Cove Nerd Font Comple" w:hAnsi="Caskaydia Cove Nerd Font Comple"/>
+        </w:rPr>
+      </w:pPr>
+    </w:p>
+    <w:p>
+      <w:pPr>
+        <w:rPr>
+          <w:rFonts w:ascii="Caskaydia Cove Nerd Font Comple" w:hAnsi="Caskaydia Cove Nerd Font Comple"/>
+        </w:rPr>
+      </w:pPr>
+    </w:p>
+    <w:p>
+      <w:pPr>
+        <w:pStyle w:val="berschrift2"/>
+        <w:rPr>
+          <w:rFonts w:ascii="Caskaydia Cove Nerd Font Comple" w:hAnsi="Caskaydia Cove Nerd Font Comple"/>
+          <w:color w:val="auto"/>
+        </w:rPr>
+      </w:pPr>
+      <w:bookmarkStart w:id="17" w:name="_Aufgaben:"/>
+      <w:bookmarkEnd w:id="17"/>
+      <w:r>
+        <w:rPr>
+          <w:rFonts w:ascii="Caskaydia Cove Nerd Font Comple" w:hAnsi="Caskaydia Cove Nerd Font Comple"/>
+          <w:color w:val="auto"/>
+        </w:rPr>
+        <w:t>Aufgaben:</w:t>
+      </w:r>
+      <w:r>
+        <w:rPr>
+          <w:rFonts w:ascii="Caskaydia Cove Nerd Font Comple" w:hAnsi="Caskaydia Cove Nerd Font Comple"/>
+          <w:color w:val="auto"/>
+        </w:rPr>
+        <w:t xml:space="preserve"> </w:t>
+      </w:r>
+    </w:p>
+    <w:p>
+      <w:pPr>
+        <w:rPr>
+          <w:rFonts w:ascii="Caskaydia Cove Nerd Font Comple" w:hAnsi="Caskaydia Cove Nerd Font Comple"/>
+          <w:b/>
+          <w:bCs/>
+          <w:sz w:val="26"/>
+          <w:szCs w:val="26"/>
+        </w:rPr>
+      </w:pPr>
+    </w:p>
+    <w:p>
+      <w:pPr>
+        <w:rPr>
+          <w:rFonts w:ascii="Caskaydia Cove Nerd Font Comple" w:hAnsi="Caskaydia Cove Nerd Font Comple"/>
+          <w:b/>
+          <w:bCs/>
+          <w:sz w:val="26"/>
+          <w:szCs w:val="26"/>
+        </w:rPr>
+      </w:pPr>
+    </w:p>
+    <w:p>
+      <w:pPr>
+        <w:rPr>
+          <w:rFonts w:ascii="Caskaydia Cove Nerd Font Comple" w:hAnsi="Caskaydia Cove Nerd Font Comple"/>
+          <w:b/>
+          <w:bCs/>
+          <w:sz w:val="26"/>
+          <w:szCs w:val="26"/>
+        </w:rPr>
+      </w:pPr>
+    </w:p>
+    <w:p>
+      <w:pPr>
+        <w:rPr>
+          <w:rFonts w:ascii="Caskaydia Cove Nerd Font Comple" w:hAnsi="Caskaydia Cove Nerd Font Comple"/>
+          <w:b/>
+          <w:bCs/>
+          <w:sz w:val="26"/>
+          <w:szCs w:val="26"/>
+        </w:rPr>
+      </w:pPr>
+    </w:p>
+    <w:p>
+      <w:pPr>
+        <w:pStyle w:val="berschrift3"/>
+        <w:numPr>
+          <w:ilvl w:val="0"/>
+          <w:numId w:val="7"/>
+        </w:numPr>
+        <w:rPr>
+          <w:rFonts w:ascii="Caskaydia Cove Nerd Font Comple" w:hAnsi="Caskaydia Cove Nerd Font Comple"/>
+          <w:b/>
+          <w:bCs/>
+          <w:color w:val="auto"/>
+          <w:sz w:val="28"/>
+          <w:szCs w:val="28"/>
+        </w:rPr>
+      </w:pPr>
+      <w:bookmarkStart w:id="18" w:name="_Welche_Vorwahl-Taste_unterscheidet"/>
+      <w:bookmarkEnd w:id="18"/>
+      <w:r>
+        <w:rPr>
+          <w:rFonts w:ascii="Caskaydia Cove Nerd Font Comple" w:hAnsi="Caskaydia Cove Nerd Font Comple"/>
+          <w:b/>
+          <w:bCs/>
+          <w:color w:val="auto"/>
+          <w:sz w:val="28"/>
+          <w:szCs w:val="28"/>
+        </w:rPr>
+        <w:t>Welche Vorwahl-Taste unterscheidet zwischen externem und internem Ruf?</w:t>
+      </w:r>
+    </w:p>
+    <w:p>
+      <w:pPr>
+        <w:pStyle w:val="Listenabsatz"/>
+        <w:numPr>
+          <w:ilvl w:val="1"/>
+          <w:numId w:val="6"/>
+        </w:numPr>
+        <w:rPr>
+          <w:rFonts w:ascii="Caskaydia Cove Nerd Font Comple" w:hAnsi="Caskaydia Cove Nerd Font Comple"/>
+        </w:rPr>
+      </w:pPr>
+      <w:r>
+        <w:rPr>
+          <w:rFonts w:ascii="Caskaydia Cove Nerd Font Comple" w:hAnsi="Caskaydia Cove Nerd Font Comple"/>
+          <w:color w:val="000000" w:themeColor="text1"/>
+        </w:rPr>
+        <w:t>Es existiert nur eine Vorwahl f</w:t>
+      </w:r>
+      <w:r>
+        <w:rPr>
+          <w:rFonts w:ascii="Calibri" w:hAnsi="Calibri" w:cs="Calibri"/>
+          <w:color w:val="000000" w:themeColor="text1"/>
+        </w:rPr>
+        <w:t>ü</w:t>
+      </w:r>
+      <w:r>
+        <w:rPr>
+          <w:rFonts w:ascii="Caskaydia Cove Nerd Font Comple" w:hAnsi="Caskaydia Cove Nerd Font Comple"/>
+          <w:color w:val="000000" w:themeColor="text1"/>
+        </w:rPr>
+        <w:t xml:space="preserve">r externe Rufnummern und diese lautet </w:t>
+      </w:r>
+      <w:r>
+        <w:rPr>
+          <w:rFonts w:ascii="Courier New" w:hAnsi="Courier New" w:cs="Courier New"/>
+          <w:color w:val="000000" w:themeColor="text1"/>
+        </w:rPr>
+        <w:t>„</w:t>
+      </w:r>
+      <w:r>
+        <w:rPr>
+          <w:rFonts w:ascii="Caskaydia Cove Nerd Font Comple" w:hAnsi="Caskaydia Cove Nerd Font Comple"/>
+          <w:color w:val="000000" w:themeColor="text1"/>
+        </w:rPr>
+        <w:t>0“</w:t>
+      </w:r>
+    </w:p>
+    <w:p>
+      <w:pPr>
+        <w:pStyle w:val="berschrift3"/>
+        <w:numPr>
+          <w:ilvl w:val="0"/>
+          <w:numId w:val="7"/>
+        </w:numPr>
+        <w:rPr>
+          <w:rFonts w:ascii="Caskaydia Cove Nerd Font Comple" w:hAnsi="Caskaydia Cove Nerd Font Comple"/>
+          <w:b/>
+          <w:bCs/>
+          <w:color w:val="auto"/>
+          <w:sz w:val="28"/>
+          <w:szCs w:val="28"/>
+        </w:rPr>
+      </w:pPr>
+      <w:bookmarkStart w:id="19" w:name="_Was_bedeutet_der"/>
+      <w:bookmarkEnd w:id="19"/>
+      <w:r>
+        <w:rPr>
+          <w:rFonts w:ascii="Caskaydia Cove Nerd Font Comple" w:hAnsi="Caskaydia Cove Nerd Font Comple"/>
+          <w:b/>
+          <w:bCs/>
+          <w:color w:val="auto"/>
+          <w:sz w:val="28"/>
+          <w:szCs w:val="28"/>
+        </w:rPr>
+        <w:t xml:space="preserve">Was bedeutet der </w:t>
+      </w:r>
+      <w:proofErr w:type="spellStart"/>
+      <w:r>
+        <w:rPr>
+          <w:rFonts w:ascii="Caskaydia Cove Nerd Font Comple" w:hAnsi="Caskaydia Cove Nerd Font Comple"/>
+          <w:b/>
+          <w:bCs/>
+          <w:color w:val="auto"/>
+          <w:sz w:val="28"/>
+          <w:szCs w:val="28"/>
+        </w:rPr>
+        <w:t>TeamTag</w:t>
+      </w:r>
+      <w:proofErr w:type="spellEnd"/>
+      <w:r>
+        <w:rPr>
+          <w:rFonts w:ascii="Caskaydia Cove Nerd Font Comple" w:hAnsi="Caskaydia Cove Nerd Font Comple"/>
+          <w:b/>
+          <w:bCs/>
+          <w:color w:val="auto"/>
+          <w:sz w:val="28"/>
+          <w:szCs w:val="28"/>
+        </w:rPr>
+        <w:t xml:space="preserve"> bei den externen Rufnummern?</w:t>
+      </w:r>
+    </w:p>
+    <w:p>
+      <w:pPr>
+        <w:pStyle w:val="Listenabsatz"/>
+        <w:numPr>
+          <w:ilvl w:val="1"/>
+          <w:numId w:val="6"/>
+        </w:numPr>
+        <w:rPr>
+          <w:rFonts w:ascii="Caskaydia Cove Nerd Font Comple" w:hAnsi="Caskaydia Cove Nerd Font Comple"/>
+        </w:rPr>
+      </w:pPr>
+      <w:proofErr w:type="spellStart"/>
+      <w:r>
+        <w:rPr>
+          <w:rFonts w:ascii="Caskaydia Cove Nerd Font Comple" w:hAnsi="Caskaydia Cove Nerd Font Comple"/>
+          <w:color w:val="000000" w:themeColor="text1"/>
+        </w:rPr>
+        <w:t>TeamTag</w:t>
+      </w:r>
+      <w:proofErr w:type="spellEnd"/>
+      <w:r>
+        <w:rPr>
+          <w:rFonts w:ascii="Caskaydia Cove Nerd Font Comple" w:hAnsi="Caskaydia Cove Nerd Font Comple"/>
+          <w:color w:val="000000" w:themeColor="text1"/>
+        </w:rPr>
+        <w:t xml:space="preserve"> ist eine Gruppen Zuordnung f</w:t>
+      </w:r>
+      <w:r>
+        <w:rPr>
+          <w:rFonts w:ascii="Calibri" w:hAnsi="Calibri" w:cs="Calibri"/>
+          <w:color w:val="000000" w:themeColor="text1"/>
+        </w:rPr>
+        <w:t>ü</w:t>
+      </w:r>
+      <w:r>
+        <w:rPr>
+          <w:rFonts w:ascii="Caskaydia Cove Nerd Font Comple" w:hAnsi="Caskaydia Cove Nerd Font Comple" w:cs="Calibri"/>
+          <w:color w:val="000000" w:themeColor="text1"/>
+        </w:rPr>
+        <w:t>r die Tagesschicht</w:t>
+      </w:r>
+    </w:p>
+    <w:p>
+      <w:pPr>
+        <w:pStyle w:val="berschrift3"/>
+        <w:numPr>
+          <w:ilvl w:val="0"/>
+          <w:numId w:val="7"/>
+        </w:numPr>
+        <w:rPr>
+          <w:rFonts w:ascii="Caskaydia Cove Nerd Font Comple" w:hAnsi="Caskaydia Cove Nerd Font Comple"/>
+          <w:b/>
+          <w:bCs/>
+          <w:color w:val="auto"/>
+          <w:sz w:val="28"/>
+          <w:szCs w:val="28"/>
+        </w:rPr>
+      </w:pPr>
+      <w:bookmarkStart w:id="20" w:name="_Was_macht_die"/>
+      <w:bookmarkEnd w:id="20"/>
+      <w:r>
+        <w:rPr>
+          <w:rFonts w:ascii="Caskaydia Cove Nerd Font Comple" w:hAnsi="Caskaydia Cove Nerd Font Comple"/>
+          <w:b/>
+          <w:bCs/>
+          <w:color w:val="auto"/>
+          <w:sz w:val="28"/>
+          <w:szCs w:val="28"/>
+        </w:rPr>
+        <w:t>Was macht die Kalender-Funktion?</w:t>
+      </w:r>
+    </w:p>
+    <w:p>
+      <w:pPr>
+        <w:pStyle w:val="StandardWeb"/>
+        <w:numPr>
+          <w:ilvl w:val="1"/>
+          <w:numId w:val="6"/>
+        </w:numPr>
+        <w:rPr>
+          <w:color w:val="000000" w:themeColor="text1"/>
+        </w:rPr>
+      </w:pPr>
+      <w:r>
+        <w:rPr>
+          <w:color w:val="000000" w:themeColor="text1"/>
+        </w:rPr>
+        <w:t>Die Kalenderfunktion ist f</w:t>
+      </w:r>
+      <w:r>
+        <w:rPr>
+          <w:rFonts w:ascii="Calibri" w:hAnsi="Calibri" w:cs="Calibri"/>
+          <w:color w:val="000000" w:themeColor="text1"/>
+        </w:rPr>
+        <w:t>ü</w:t>
+      </w:r>
+      <w:r>
+        <w:rPr>
+          <w:rFonts w:cs="Calibri"/>
+          <w:color w:val="000000" w:themeColor="text1"/>
+        </w:rPr>
+        <w:t>r der Planung der Schichten.</w:t>
+      </w:r>
+    </w:p>
+    <w:p>
+      <w:pPr>
+        <w:pStyle w:val="berschrift3"/>
+        <w:numPr>
+          <w:ilvl w:val="0"/>
+          <w:numId w:val="7"/>
+        </w:numPr>
+        <w:rPr>
+          <w:rFonts w:ascii="Caskaydia Cove Nerd Font Comple" w:hAnsi="Caskaydia Cove Nerd Font Comple"/>
+          <w:b/>
+          <w:bCs/>
+          <w:color w:val="auto"/>
+          <w:sz w:val="28"/>
+          <w:szCs w:val="28"/>
+        </w:rPr>
+      </w:pPr>
+      <w:bookmarkStart w:id="21" w:name="_Was_kann_ich"/>
+      <w:bookmarkEnd w:id="21"/>
+      <w:r>
+        <w:rPr>
+          <w:rFonts w:ascii="Caskaydia Cove Nerd Font Comple" w:hAnsi="Caskaydia Cove Nerd Font Comple"/>
+          <w:b/>
+          <w:bCs/>
+          <w:color w:val="auto"/>
+          <w:sz w:val="28"/>
+          <w:szCs w:val="28"/>
+        </w:rPr>
+        <w:t>Was kann ich im Sperrwerk einstellen?</w:t>
+      </w:r>
+    </w:p>
+    <w:p>
+      <w:pPr>
+        <w:pStyle w:val="StandardWeb"/>
+        <w:numPr>
+          <w:ilvl w:val="1"/>
+          <w:numId w:val="6"/>
+        </w:numPr>
+        <w:rPr>
+          <w:color w:val="000000" w:themeColor="text1"/>
+          <w:sz w:val="28"/>
+          <w:szCs w:val="28"/>
+        </w:rPr>
+      </w:pPr>
+      <w:r>
+        <w:rPr>
+          <w:color w:val="000000" w:themeColor="text1"/>
+        </w:rPr>
+        <w:t xml:space="preserve">Eine </w:t>
+      </w:r>
+      <w:proofErr w:type="spellStart"/>
+      <w:r>
+        <w:rPr>
+          <w:color w:val="000000" w:themeColor="text1"/>
+        </w:rPr>
+        <w:t>Rufnummersperrung</w:t>
+      </w:r>
+      <w:proofErr w:type="spellEnd"/>
+      <w:r>
+        <w:rPr>
+          <w:color w:val="000000" w:themeColor="text1"/>
+        </w:rPr>
+        <w:t xml:space="preserve"> f</w:t>
+      </w:r>
+      <w:r>
+        <w:rPr>
+          <w:rFonts w:ascii="Calibri" w:hAnsi="Calibri" w:cs="Calibri"/>
+          <w:color w:val="000000" w:themeColor="text1"/>
+        </w:rPr>
+        <w:t>ü</w:t>
+      </w:r>
+      <w:r>
+        <w:rPr>
+          <w:rFonts w:cs="Calibri"/>
+          <w:color w:val="000000" w:themeColor="text1"/>
+        </w:rPr>
+        <w:t>r die W</w:t>
+      </w:r>
+      <w:r>
+        <w:rPr>
+          <w:rFonts w:ascii="Calibri" w:hAnsi="Calibri" w:cs="Calibri"/>
+          <w:color w:val="000000" w:themeColor="text1"/>
+        </w:rPr>
+        <w:t>ä</w:t>
+      </w:r>
+      <w:r>
+        <w:rPr>
+          <w:rFonts w:cs="Calibri"/>
+          <w:color w:val="000000" w:themeColor="text1"/>
+        </w:rPr>
+        <w:t>hlbarkeit einer Rufnummer</w:t>
+      </w:r>
+    </w:p>
+    <w:p>
+      <w:pPr>
+        <w:pStyle w:val="berschrift3"/>
+        <w:numPr>
+          <w:ilvl w:val="0"/>
+          <w:numId w:val="7"/>
+        </w:numPr>
+        <w:rPr>
+          <w:rFonts w:ascii="Caskaydia Cove Nerd Font Comple" w:hAnsi="Caskaydia Cove Nerd Font Comple"/>
+          <w:b/>
+          <w:bCs/>
+          <w:color w:val="auto"/>
+          <w:sz w:val="28"/>
+          <w:szCs w:val="28"/>
+        </w:rPr>
+      </w:pPr>
+      <w:bookmarkStart w:id="22" w:name="_Unter_welcher_Einstellung"/>
+      <w:bookmarkEnd w:id="22"/>
+      <w:r>
+        <w:rPr>
+          <w:rFonts w:ascii="Caskaydia Cove Nerd Font Comple" w:hAnsi="Caskaydia Cove Nerd Font Comple"/>
+          <w:b/>
+          <w:bCs/>
+          <w:color w:val="auto"/>
+          <w:sz w:val="28"/>
+          <w:szCs w:val="28"/>
+        </w:rPr>
+        <w:t>Unter welcher Einstellung kann ich die Zeit der Anrufweiterschaltung einstellen</w:t>
+      </w:r>
+    </w:p>
+    <w:p>
+      <w:pPr>
+        <w:pStyle w:val="StandardWeb"/>
+        <w:numPr>
+          <w:ilvl w:val="1"/>
+          <w:numId w:val="6"/>
+        </w:numPr>
+      </w:pPr>
+      <w:r>
+        <w:t xml:space="preserve">Unter der Option </w:t>
+      </w:r>
+      <w:r>
+        <w:t>Allg</w:t>
+      </w:r>
+      <w:r>
+        <w:t>emein in der Seitenleise</w:t>
+      </w:r>
+      <w:r>
+        <w:br w:type="page"/>
+      </w:r>
+    </w:p>
+    <w:p>
+      <w:pPr>
+        <w:pStyle w:val="berschrift2"/>
+      </w:pPr>
+    </w:p>
+    <w:p>
+      <w:pPr>
+        <w:pStyle w:val="berschrift2"/>
+      </w:pPr>
+    </w:p>
+    <w:p>
+      <w:pPr>
+        <w:pStyle w:val="berschrift2"/>
+        <w:rPr>
+          <w:rFonts w:ascii="Caskaydia Cove Nerd Font Comple" w:hAnsi="Caskaydia Cove Nerd Font Comple"/>
+          <w:b/>
+          <w:bCs/>
+          <w:color w:val="auto"/>
+        </w:rPr>
+      </w:pPr>
+      <w:bookmarkStart w:id="23" w:name="_Skize"/>
+      <w:bookmarkStart w:id="24" w:name="_Skizze:"/>
+      <w:bookmarkEnd w:id="23"/>
+      <w:bookmarkEnd w:id="24"/>
+      <w:r>
+        <w:rPr>
+          <w:rFonts w:ascii="Caskaydia Cove Nerd Font Comple" w:hAnsi="Caskaydia Cove Nerd Font Comple"/>
+          <w:b/>
+          <w:bCs/>
+          <w:noProof/>
+          <w:color w:val="auto"/>
+        </w:rPr>
+        <w:drawing>
+          <wp:anchor distT="0" distB="0" distL="114300" distR="114300" simplePos="0" relativeHeight="251661312" behindDoc="0" locked="0" layoutInCell="1" allowOverlap="1" wp14:anchorId="767C8A20" wp14:editId="403F2FD1">
+            <wp:simplePos x="0" y="0"/>
+            <wp:positionH relativeFrom="column">
+              <wp:posOffset>-26035</wp:posOffset>
+            </wp:positionH>
+            <wp:positionV relativeFrom="paragraph">
+              <wp:posOffset>225106</wp:posOffset>
+            </wp:positionV>
+            <wp:extent cx="5760720" cy="2874645"/>
+            <wp:effectExtent l="0" t="0" r="5080" b="0"/>
+            <wp:wrapNone/>
+            <wp:docPr id="12" name="Grafik 12"/>
+            <wp:cNvGraphicFramePr>
+              <a:graphicFrameLocks xmlns:a="http://schemas.openxmlformats.org/drawingml/2006/main" noChangeAspect="1"/>
+            </wp:cNvGraphicFramePr>
+            <a:graphic xmlns:a="http://schemas.openxmlformats.org/drawingml/2006/main">
+              <a:graphicData uri="http://schemas.openxmlformats.org/drawingml/2006/picture">
+                <pic:pic xmlns:pic="http://schemas.openxmlformats.org/drawingml/2006/picture">
+                  <pic:nvPicPr>
+                    <pic:cNvPr id="12" name="Grafik 12"/>
+                    <pic:cNvPicPr/>
+                  </pic:nvPicPr>
+                  <pic:blipFill>
+                    <a:blip r:embed="rId9"/>
+                    <a:stretch>
+                      <a:fillRect/>
+                    </a:stretch>
+                  </pic:blipFill>
+                  <pic:spPr>
+                    <a:xfrm>
+                      <a:off x="0" y="0"/>
+                      <a:ext cx="5760720" cy="2874645"/>
+                    </a:xfrm>
+                    <a:prstGeom prst="rect">
+                      <a:avLst/>
+                    </a:prstGeom>
+                  </pic:spPr>
+                </pic:pic>
+              </a:graphicData>
+            </a:graphic>
+            <wp14:sizeRelH relativeFrom="page">
+              <wp14:pctWidth>0</wp14:pctWidth>
+            </wp14:sizeRelH>
+            <wp14:sizeRelV relativeFrom="page">
+              <wp14:pctHeight>0</wp14:pctHeight>
+            </wp14:sizeRelV>
+          </wp:anchor>
+        </w:drawing>
+      </w:r>
+      <w:r>
+        <w:rPr>
+          <w:rFonts w:ascii="Caskaydia Cove Nerd Font Comple" w:hAnsi="Caskaydia Cove Nerd Font Comple"/>
+          <w:b/>
+          <w:bCs/>
+          <w:color w:val="auto"/>
+        </w:rPr>
+        <w:t>Skiz</w:t>
+      </w:r>
+      <w:r>
+        <w:rPr>
+          <w:rFonts w:ascii="Caskaydia Cove Nerd Font Comple" w:hAnsi="Caskaydia Cove Nerd Font Comple"/>
+          <w:b/>
+          <w:bCs/>
+          <w:color w:val="auto"/>
+        </w:rPr>
+        <w:t>z</w:t>
+      </w:r>
+      <w:r>
+        <w:rPr>
+          <w:rFonts w:ascii="Caskaydia Cove Nerd Font Comple" w:hAnsi="Caskaydia Cove Nerd Font Comple"/>
+          <w:b/>
+          <w:bCs/>
+          <w:color w:val="auto"/>
+        </w:rPr>
+        <w:t>e</w:t>
+      </w:r>
+      <w:r>
+        <w:rPr>
+          <w:rFonts w:ascii="Caskaydia Cove Nerd Font Comple" w:hAnsi="Caskaydia Cove Nerd Font Comple"/>
+          <w:b/>
+          <w:bCs/>
+          <w:color w:val="auto"/>
+        </w:rPr>
+        <w:t>:</w:t>
+      </w:r>
+    </w:p>
+    <w:p>
+      <w:pPr>
+        <w:pStyle w:val="berschrift2"/>
+        <w:rPr>
+          <w:rFonts w:ascii="Caskaydia Cove Nerd Font Comple" w:hAnsi="Caskaydia Cove Nerd Font Comple"/>
+          <w:b/>
+          <w:bCs/>
+          <w:color w:val="auto"/>
+        </w:rPr>
+      </w:pPr>
+    </w:p>
+    <w:p>
+      <w:pPr>
+        <w:pStyle w:val="berschrift2"/>
+        <w:rPr>
+          <w:rFonts w:ascii="Caskaydia Cove Nerd Font Comple" w:hAnsi="Caskaydia Cove Nerd Font Comple"/>
+          <w:b/>
+          <w:bCs/>
+          <w:color w:val="auto"/>
+        </w:rPr>
+      </w:pPr>
+      <w:r>
+        <w:rPr>
+          <w:rFonts w:ascii="Caskaydia Cove Nerd Font Comple" w:hAnsi="Caskaydia Cove Nerd Font Comple"/>
+          <w:b/>
+          <w:bCs/>
+          <w:color w:val="auto"/>
         </w:rPr>
         <w:fldChar w:fldCharType="begin"/>
       </w:r>
       <w:r>
         <w:rPr>
           <w:rFonts w:ascii="Caskaydia Cove Nerd Font Comple" w:hAnsi="Caskaydia Cove Nerd Font Comple"/>
+          <w:b/>
+          <w:bCs/>
+          <w:color w:val="auto"/>
         </w:rPr>
         <w:instrText xml:space="preserve"> INCLUDEPICTURE "/var/folders/y7/j76jjdmj5255z218ztl1hr600000gn/T/com.microsoft.Word/WebArchiveCopyPasteTempFiles/Str%C3%BCcker%20gmbh%20Logo%20200x200.png" \* MERGEFORMATINET </w:instrText>
       </w:r>
       <w:r>
         <w:rPr>
           <w:rFonts w:ascii="Caskaydia Cove Nerd Font Comple" w:hAnsi="Caskaydia Cove Nerd Font Comple"/>
+          <w:b/>
+          <w:bCs/>
+          <w:color w:val="auto"/>
         </w:rPr>
         <w:fldChar w:fldCharType="separate"/>
       </w:r>
       <w:r>
         <w:rPr>
           <w:rFonts w:ascii="Caskaydia Cove Nerd Font Comple" w:hAnsi="Caskaydia Cove Nerd Font Comple"/>
+          <w:b/>
+          <w:bCs/>
+          <w:color w:val="auto"/>
         </w:rPr>
         <w:fldChar w:fldCharType="end"/>
       </w:r>
     </w:p>
     <w:sectPr>
+      <w:headerReference w:type="even" r:id="rId10"/>
+      <w:headerReference w:type="default" r:id="rId11"/>
       <w:pgSz w:w="11906" w:h="16838"/>
       <w:pgMar w:top="1417" w:right="1417" w:bottom="1134" w:left="1417" w:header="708" w:footer="708" w:gutter="0"/>
       <w:pgNumType w:start="0"/>
@@ -1503,6 +3129,451 @@
 </w:document>
 </file>
 
+<file path=word/endnotes.xml><?xml version="1.0" encoding="utf-8"?>
+<w:endnotes xmlns:wpc="http://schemas.microsoft.com/office/word/2010/wordprocessingCanvas" xmlns:cx="http://schemas.microsoft.com/office/drawing/2014/chartex" xmlns:cx1="http://schemas.microsoft.com/office/drawing/2015/9/8/chartex" xmlns:cx2="http://schemas.microsoft.com/office/drawing/2015/10/21/chartex" xmlns:cx3="http://schemas.microsoft.com/office/drawing/2016/5/9/chartex" xmlns:cx4="http://schemas.microsoft.com/office/drawing/2016/5/10/chartex" xmlns:cx5="http://schemas.microsoft.com/office/drawing/2016/5/11/chartex" xmlns:cx6="http://schemas.microsoft.com/office/drawing/2016/5/12/chartex" xmlns:cx7="http://schemas.microsoft.com/office/drawing/2016/5/13/chartex" xmlns:cx8="http://schemas.microsoft.com/office/drawing/2016/5/14/chartex" xmlns:mc="http://schemas.openxmlformats.org/markup-compatibility/2006" xmlns:aink="http://schemas.microsoft.com/office/drawing/2016/ink" xmlns:am3d="http://schemas.microsoft.com/office/drawing/2017/model3d" xmlns:o="urn:schemas-microsoft-com:office:office" xmlns:oel="http://schemas.microsoft.com/office/2019/extlst" xmlns:r="http://schemas.openxmlformats.org/officeDocument/2006/relationships" xmlns:m="http://schemas.openxmlformats.org/officeDocument/2006/math" xmlns:v="urn:schemas-microsoft-com:vml" xmlns:wp14="http://schemas.microsoft.com/office/word/2010/wordprocessingDrawing" xmlns:wp="http://schemas.openxmlformats.org/drawingml/2006/wordprocessingDrawing" xmlns:w10="urn:schemas-microsoft-com:office:word" xmlns:w="http://schemas.openxmlformats.org/wordprocessingml/2006/main" xmlns:w14="http://schemas.microsoft.com/office/word/2010/wordml" xmlns:w15="http://schemas.microsoft.com/office/word/2012/wordml" xmlns:w16cex="http://schemas.microsoft.com/office/word/2018/wordml/cex" xmlns:w16cid="http://schemas.microsoft.com/office/word/2016/wordml/cid" xmlns:w16="http://schemas.microsoft.com/office/word/2018/wordml" xmlns:w16sdtdh="http://schemas.microsoft.com/office/word/2020/wordml/sdtdatahash" xmlns:w16se="http://schemas.microsoft.com/office/word/2015/wordml/symex" xmlns:wpg="http://schemas.microsoft.com/office/word/2010/wordprocessingGroup" xmlns:wpi="http://schemas.microsoft.com/office/word/2010/wordprocessingInk" xmlns:wne="http://schemas.microsoft.com/office/word/2006/wordml" xmlns:wps="http://schemas.microsoft.com/office/word/2010/wordprocessingShape" mc:Ignorable="w14 w15 w16se w16cid w16 w16cex w16sdtdh wp14">
+  <w:endnote w:type="separator" w:id="-1">
+    <w:p>
+      <w:r>
+        <w:separator/>
+      </w:r>
+    </w:p>
+  </w:endnote>
+  <w:endnote w:type="continuationSeparator" w:id="0">
+    <w:p>
+      <w:r>
+        <w:continuationSeparator/>
+      </w:r>
+    </w:p>
+  </w:endnote>
+</w:endnotes>
+</file>
+
+<file path=word/footnotes.xml><?xml version="1.0" encoding="utf-8"?>
+<w:footnotes xmlns:wpc="http://schemas.microsoft.com/office/word/2010/wordprocessingCanvas" xmlns:cx="http://schemas.microsoft.com/office/drawing/2014/chartex" xmlns:cx1="http://schemas.microsoft.com/office/drawing/2015/9/8/chartex" xmlns:cx2="http://schemas.microsoft.com/office/drawing/2015/10/21/chartex" xmlns:cx3="http://schemas.microsoft.com/office/drawing/2016/5/9/chartex" xmlns:cx4="http://schemas.microsoft.com/office/drawing/2016/5/10/chartex" xmlns:cx5="http://schemas.microsoft.com/office/drawing/2016/5/11/chartex" xmlns:cx6="http://schemas.microsoft.com/office/drawing/2016/5/12/chartex" xmlns:cx7="http://schemas.microsoft.com/office/drawing/2016/5/13/chartex" xmlns:cx8="http://schemas.microsoft.com/office/drawing/2016/5/14/chartex" xmlns:mc="http://schemas.openxmlformats.org/markup-compatibility/2006" xmlns:aink="http://schemas.microsoft.com/office/drawing/2016/ink" xmlns:am3d="http://schemas.microsoft.com/office/drawing/2017/model3d" xmlns:o="urn:schemas-microsoft-com:office:office" xmlns:oel="http://schemas.microsoft.com/office/2019/extlst" xmlns:r="http://schemas.openxmlformats.org/officeDocument/2006/relationships" xmlns:m="http://schemas.openxmlformats.org/officeDocument/2006/math" xmlns:v="urn:schemas-microsoft-com:vml" xmlns:wp14="http://schemas.microsoft.com/office/word/2010/wordprocessingDrawing" xmlns:wp="http://schemas.openxmlformats.org/drawingml/2006/wordprocessingDrawing" xmlns:w10="urn:schemas-microsoft-com:office:word" xmlns:w="http://schemas.openxmlformats.org/wordprocessingml/2006/main" xmlns:w14="http://schemas.microsoft.com/office/word/2010/wordml" xmlns:w15="http://schemas.microsoft.com/office/word/2012/wordml" xmlns:w16cex="http://schemas.microsoft.com/office/word/2018/wordml/cex" xmlns:w16cid="http://schemas.microsoft.com/office/word/2016/wordml/cid" xmlns:w16="http://schemas.microsoft.com/office/word/2018/wordml" xmlns:w16sdtdh="http://schemas.microsoft.com/office/word/2020/wordml/sdtdatahash" xmlns:w16se="http://schemas.microsoft.com/office/word/2015/wordml/symex" xmlns:wpg="http://schemas.microsoft.com/office/word/2010/wordprocessingGroup" xmlns:wpi="http://schemas.microsoft.com/office/word/2010/wordprocessingInk" xmlns:wne="http://schemas.microsoft.com/office/word/2006/wordml" xmlns:wps="http://schemas.microsoft.com/office/word/2010/wordprocessingShape" mc:Ignorable="w14 w15 w16se w16cid w16 w16cex w16sdtdh wp14">
+  <w:footnote w:type="separator" w:id="-1">
+    <w:p>
+      <w:r>
+        <w:separator/>
+      </w:r>
+    </w:p>
+  </w:footnote>
+  <w:footnote w:type="continuationSeparator" w:id="0">
+    <w:p>
+      <w:r>
+        <w:continuationSeparator/>
+      </w:r>
+    </w:p>
+  </w:footnote>
+</w:footnotes>
+</file>
+
+<file path=word/header1.xml><?xml version="1.0" encoding="utf-8"?>
+<w:hdr xmlns:wpc="http://schemas.microsoft.com/office/word/2010/wordprocessingCanvas" xmlns:cx="http://schemas.microsoft.com/office/drawing/2014/chartex" xmlns:cx1="http://schemas.microsoft.com/office/drawing/2015/9/8/chartex" xmlns:cx2="http://schemas.microsoft.com/office/drawing/2015/10/21/chartex" xmlns:cx3="http://schemas.microsoft.com/office/drawing/2016/5/9/chartex" xmlns:cx4="http://schemas.microsoft.com/office/drawing/2016/5/10/chartex" xmlns:cx5="http://schemas.microsoft.com/office/drawing/2016/5/11/chartex" xmlns:cx6="http://schemas.microsoft.com/office/drawing/2016/5/12/chartex" xmlns:cx7="http://schemas.microsoft.com/office/drawing/2016/5/13/chartex" xmlns:cx8="http://schemas.microsoft.com/office/drawing/2016/5/14/chartex" xmlns:mc="http://schemas.openxmlformats.org/markup-compatibility/2006" xmlns:aink="http://schemas.microsoft.com/office/drawing/2016/ink" xmlns:am3d="http://schemas.microsoft.com/office/drawing/2017/model3d" xmlns:o="urn:schemas-microsoft-com:office:office" xmlns:oel="http://schemas.microsoft.com/office/2019/extlst" xmlns:r="http://schemas.openxmlformats.org/officeDocument/2006/relationships" xmlns:m="http://schemas.openxmlformats.org/officeDocument/2006/math" xmlns:v="urn:schemas-microsoft-com:vml" xmlns:wp14="http://schemas.microsoft.com/office/word/2010/wordprocessingDrawing" xmlns:wp="http://schemas.openxmlformats.org/drawingml/2006/wordprocessingDrawing" xmlns:w10="urn:schemas-microsoft-com:office:word" xmlns:w="http://schemas.openxmlformats.org/wordprocessingml/2006/main" xmlns:w14="http://schemas.microsoft.com/office/word/2010/wordml" xmlns:w15="http://schemas.microsoft.com/office/word/2012/wordml" xmlns:w16cex="http://schemas.microsoft.com/office/word/2018/wordml/cex" xmlns:w16cid="http://schemas.microsoft.com/office/word/2016/wordml/cid" xmlns:w16="http://schemas.microsoft.com/office/word/2018/wordml" xmlns:w16sdtdh="http://schemas.microsoft.com/office/word/2020/wordml/sdtdatahash" xmlns:w16se="http://schemas.microsoft.com/office/word/2015/wordml/symex" xmlns:wpg="http://schemas.microsoft.com/office/word/2010/wordprocessingGroup" xmlns:wpi="http://schemas.microsoft.com/office/word/2010/wordprocessingInk" xmlns:wne="http://schemas.microsoft.com/office/word/2006/wordml" xmlns:wps="http://schemas.microsoft.com/office/word/2010/wordprocessingShape" mc:Ignorable="w14 w15 w16se w16cid w16 w16cex w16sdtdh wp14">
+  <w:sdt>
+    <w:sdtPr>
+      <w:rPr>
+        <w:rStyle w:val="Seitenzahl"/>
+      </w:rPr>
+      <w:id w:val="-1459332604"/>
+      <w:docPartObj>
+        <w:docPartGallery w:val="Page Numbers (Top of Page)"/>
+        <w:docPartUnique/>
+      </w:docPartObj>
+    </w:sdtPr>
+    <w:sdtContent>
+      <w:p>
+        <w:pPr>
+          <w:pStyle w:val="Kopfzeile"/>
+          <w:framePr w:wrap="none" w:vAnchor="text" w:hAnchor="margin" w:xAlign="right" w:y="1"/>
+          <w:rPr>
+            <w:rStyle w:val="Seitenzahl"/>
+          </w:rPr>
+        </w:pPr>
+        <w:r>
+          <w:rPr>
+            <w:rStyle w:val="Seitenzahl"/>
+          </w:rPr>
+          <w:fldChar w:fldCharType="begin"/>
+        </w:r>
+        <w:r>
+          <w:rPr>
+            <w:rStyle w:val="Seitenzahl"/>
+          </w:rPr>
+          <w:instrText xml:space="preserve"> PAGE </w:instrText>
+        </w:r>
+        <w:r>
+          <w:rPr>
+            <w:rStyle w:val="Seitenzahl"/>
+          </w:rPr>
+          <w:fldChar w:fldCharType="separate"/>
+        </w:r>
+        <w:r>
+          <w:rPr>
+            <w:rStyle w:val="Seitenzahl"/>
+            <w:noProof/>
+          </w:rPr>
+          <w:t>0</w:t>
+        </w:r>
+        <w:r>
+          <w:rPr>
+            <w:rStyle w:val="Seitenzahl"/>
+          </w:rPr>
+          <w:fldChar w:fldCharType="end"/>
+        </w:r>
+      </w:p>
+    </w:sdtContent>
+  </w:sdt>
+  <w:p>
+    <w:pPr>
+      <w:pStyle w:val="Kopfzeile"/>
+      <w:ind w:right="360"/>
+    </w:pPr>
+  </w:p>
+</w:hdr>
+</file>
+
+<file path=word/header2.xml><?xml version="1.0" encoding="utf-8"?>
+<w:hdr xmlns:wpc="http://schemas.microsoft.com/office/word/2010/wordprocessingCanvas" xmlns:cx="http://schemas.microsoft.com/office/drawing/2014/chartex" xmlns:cx1="http://schemas.microsoft.com/office/drawing/2015/9/8/chartex" xmlns:cx2="http://schemas.microsoft.com/office/drawing/2015/10/21/chartex" xmlns:cx3="http://schemas.microsoft.com/office/drawing/2016/5/9/chartex" xmlns:cx4="http://schemas.microsoft.com/office/drawing/2016/5/10/chartex" xmlns:cx5="http://schemas.microsoft.com/office/drawing/2016/5/11/chartex" xmlns:cx6="http://schemas.microsoft.com/office/drawing/2016/5/12/chartex" xmlns:cx7="http://schemas.microsoft.com/office/drawing/2016/5/13/chartex" xmlns:cx8="http://schemas.microsoft.com/office/drawing/2016/5/14/chartex" xmlns:mc="http://schemas.openxmlformats.org/markup-compatibility/2006" xmlns:aink="http://schemas.microsoft.com/office/drawing/2016/ink" xmlns:am3d="http://schemas.microsoft.com/office/drawing/2017/model3d" xmlns:o="urn:schemas-microsoft-com:office:office" xmlns:oel="http://schemas.microsoft.com/office/2019/extlst" xmlns:r="http://schemas.openxmlformats.org/officeDocument/2006/relationships" xmlns:m="http://schemas.openxmlformats.org/officeDocument/2006/math" xmlns:v="urn:schemas-microsoft-com:vml" xmlns:wp14="http://schemas.microsoft.com/office/word/2010/wordprocessingDrawing" xmlns:wp="http://schemas.openxmlformats.org/drawingml/2006/wordprocessingDrawing" xmlns:w10="urn:schemas-microsoft-com:office:word" xmlns:w="http://schemas.openxmlformats.org/wordprocessingml/2006/main" xmlns:w14="http://schemas.microsoft.com/office/word/2010/wordml" xmlns:w15="http://schemas.microsoft.com/office/word/2012/wordml" xmlns:w16cex="http://schemas.microsoft.com/office/word/2018/wordml/cex" xmlns:w16cid="http://schemas.microsoft.com/office/word/2016/wordml/cid" xmlns:w16="http://schemas.microsoft.com/office/word/2018/wordml" xmlns:w16sdtdh="http://schemas.microsoft.com/office/word/2020/wordml/sdtdatahash" xmlns:w16se="http://schemas.microsoft.com/office/word/2015/wordml/symex" xmlns:wpg="http://schemas.microsoft.com/office/word/2010/wordprocessingGroup" xmlns:wpi="http://schemas.microsoft.com/office/word/2010/wordprocessingInk" xmlns:wne="http://schemas.microsoft.com/office/word/2006/wordml" xmlns:wps="http://schemas.microsoft.com/office/word/2010/wordprocessingShape" mc:Ignorable="w14 w15 w16se w16cid w16 w16cex w16sdtdh wp14">
+  <w:tbl>
+    <w:tblPr>
+      <w:tblStyle w:val="Tabellenraster"/>
+      <w:tblW w:w="10550" w:type="dxa"/>
+      <w:tblInd w:w="-706" w:type="dxa"/>
+      <w:tblLook w:val="04A0" w:firstRow="1" w:lastRow="0" w:firstColumn="1" w:lastColumn="0" w:noHBand="0" w:noVBand="1"/>
+    </w:tblPr>
+    <w:tblGrid>
+      <w:gridCol w:w="1757"/>
+      <w:gridCol w:w="2488"/>
+      <w:gridCol w:w="3686"/>
+      <w:gridCol w:w="860"/>
+      <w:gridCol w:w="1759"/>
+    </w:tblGrid>
+    <w:tr>
+      <w:trPr>
+        <w:trHeight w:val="407"/>
+      </w:trPr>
+      <w:tc>
+        <w:tcPr>
+          <w:tcW w:w="1757" w:type="dxa"/>
+        </w:tcPr>
+        <w:p>
+          <w:pPr>
+            <w:pStyle w:val="Kopfzeile"/>
+            <w:ind w:right="360"/>
+            <w:rPr>
+              <w:rFonts w:ascii="Caskaydia Cove Nerd Font Comple" w:hAnsi="Caskaydia Cove Nerd Font Comple"/>
+              <w:sz w:val="20"/>
+              <w:szCs w:val="20"/>
+            </w:rPr>
+          </w:pPr>
+          <w:r>
+            <w:rPr>
+              <w:rFonts w:ascii="Caskaydia Cove Nerd Font Comple" w:hAnsi="Caskaydia Cove Nerd Font Comple"/>
+              <w:sz w:val="20"/>
+              <w:szCs w:val="20"/>
+            </w:rPr>
+            <w:t>(P)ITS-T</w:t>
+          </w:r>
+        </w:p>
+        <w:p>
+          <w:pPr>
+            <w:pStyle w:val="Kopfzeile"/>
+            <w:ind w:right="360"/>
+            <w:rPr>
+              <w:rFonts w:ascii="Caskaydia Cove Nerd Font Comple" w:hAnsi="Caskaydia Cove Nerd Font Comple"/>
+              <w:sz w:val="20"/>
+              <w:szCs w:val="20"/>
+            </w:rPr>
+          </w:pPr>
+          <w:r>
+            <w:rPr>
+              <w:rFonts w:ascii="Caskaydia Cove Nerd Font Comple" w:hAnsi="Caskaydia Cove Nerd Font Comple"/>
+              <w:sz w:val="16"/>
+              <w:szCs w:val="16"/>
+            </w:rPr>
+            <w:t>Telefonie</w:t>
+          </w:r>
+        </w:p>
+      </w:tc>
+      <w:tc>
+        <w:tcPr>
+          <w:tcW w:w="7034" w:type="dxa"/>
+          <w:gridSpan w:val="3"/>
+        </w:tcPr>
+        <w:p>
+          <w:pPr>
+            <w:pStyle w:val="KeinLeerraum"/>
+            <w:jc w:val="center"/>
+            <w:rPr>
+              <w:rFonts w:ascii="Caskaydia Cove Nerd Font Comple" w:eastAsiaTheme="majorEastAsia" w:hAnsi="Caskaydia Cove Nerd Font Comple" w:cstheme="majorBidi"/>
+              <w:b/>
+              <w:bCs/>
+              <w:sz w:val="20"/>
+              <w:szCs w:val="20"/>
+              <w:lang w:val="de-DE"/>
+            </w:rPr>
+          </w:pPr>
+          <w:r>
+            <w:rPr>
+              <w:rFonts w:ascii="Caskaydia Cove Nerd Font Comple" w:eastAsiaTheme="majorEastAsia" w:hAnsi="Caskaydia Cove Nerd Font Comple" w:cstheme="majorBidi"/>
+              <w:b/>
+              <w:bCs/>
+              <w:sz w:val="20"/>
+              <w:szCs w:val="20"/>
+              <w:lang w:val="de-DE"/>
+            </w:rPr>
+            <w:t>Inbetriebnahme</w:t>
+          </w:r>
+        </w:p>
+        <w:p>
+          <w:pPr>
+            <w:pStyle w:val="KeinLeerraum"/>
+            <w:jc w:val="center"/>
+            <w:rPr>
+              <w:rFonts w:ascii="Caskaydia Cove Nerd Font Comple" w:hAnsi="Caskaydia Cove Nerd Font Comple"/>
+              <w:sz w:val="20"/>
+              <w:szCs w:val="20"/>
+              <w:lang w:val="de-DE"/>
+            </w:rPr>
+          </w:pPr>
+          <w:r>
+            <w:rPr>
+              <w:rFonts w:ascii="Caskaydia Cove Nerd Font Comple" w:eastAsiaTheme="majorEastAsia" w:hAnsi="Caskaydia Cove Nerd Font Comple" w:cstheme="majorBidi"/>
+              <w:b/>
+              <w:bCs/>
+              <w:sz w:val="20"/>
+              <w:szCs w:val="20"/>
+              <w:lang w:val="de-DE"/>
+            </w:rPr>
+            <w:t>TK-Anlage</w:t>
+          </w:r>
+        </w:p>
+      </w:tc>
+      <w:tc>
+        <w:tcPr>
+          <w:tcW w:w="1759" w:type="dxa"/>
+        </w:tcPr>
+        <w:p>
+          <w:pPr>
+            <w:pStyle w:val="Kopfzeile"/>
+            <w:rPr>
+              <w:rFonts w:ascii="Caskaydia Cove Nerd Font Comple" w:hAnsi="Caskaydia Cove Nerd Font Comple"/>
+              <w:sz w:val="20"/>
+              <w:szCs w:val="20"/>
+            </w:rPr>
+          </w:pPr>
+          <w:r>
+            <w:rPr>
+              <w:rFonts w:ascii="Caskaydia Cove Nerd Font Comple" w:hAnsi="Caskaydia Cove Nerd Font Comple"/>
+              <w:noProof/>
+              <w:sz w:val="20"/>
+              <w:szCs w:val="20"/>
+            </w:rPr>
+            <w:drawing>
+              <wp:anchor distT="0" distB="0" distL="114300" distR="114300" simplePos="0" relativeHeight="251659264" behindDoc="0" locked="0" layoutInCell="1" allowOverlap="1" wp14:anchorId="6535C4C3" wp14:editId="153544DC">
+                <wp:simplePos x="0" y="0"/>
+                <wp:positionH relativeFrom="column">
+                  <wp:posOffset>597366</wp:posOffset>
+                </wp:positionH>
+                <wp:positionV relativeFrom="paragraph">
+                  <wp:posOffset>3914</wp:posOffset>
+                </wp:positionV>
+                <wp:extent cx="285394" cy="285394"/>
+                <wp:effectExtent l="0" t="0" r="0" b="0"/>
+                <wp:wrapNone/>
+                <wp:docPr id="2" name="Grafik 2"/>
+                <wp:cNvGraphicFramePr>
+                  <a:graphicFrameLocks xmlns:a="http://schemas.openxmlformats.org/drawingml/2006/main" noChangeAspect="1"/>
+                </wp:cNvGraphicFramePr>
+                <a:graphic xmlns:a="http://schemas.openxmlformats.org/drawingml/2006/main">
+                  <a:graphicData uri="http://schemas.openxmlformats.org/drawingml/2006/picture">
+                    <pic:pic xmlns:pic="http://schemas.openxmlformats.org/drawingml/2006/picture">
+                      <pic:nvPicPr>
+                        <pic:cNvPr id="0" name="Picture 1"/>
+                        <pic:cNvPicPr>
+                          <a:picLocks noChangeAspect="1" noChangeArrowheads="1"/>
+                        </pic:cNvPicPr>
+                      </pic:nvPicPr>
+                      <pic:blipFill>
+                        <a:blip r:embed="rId1">
+                          <a:extLst>
+                            <a:ext uri="{28A0092B-C50C-407E-A947-70E740481C1C}">
+                              <a14:useLocalDpi xmlns:a14="http://schemas.microsoft.com/office/drawing/2010/main" val="0"/>
+                            </a:ext>
+                          </a:extLst>
+                        </a:blip>
+                        <a:srcRect/>
+                        <a:stretch>
+                          <a:fillRect/>
+                        </a:stretch>
+                      </pic:blipFill>
+                      <pic:spPr bwMode="auto">
+                        <a:xfrm>
+                          <a:off x="0" y="0"/>
+                          <a:ext cx="289151" cy="289151"/>
+                        </a:xfrm>
+                        <a:prstGeom prst="rect">
+                          <a:avLst/>
+                        </a:prstGeom>
+                        <a:noFill/>
+                        <a:ln>
+                          <a:noFill/>
+                        </a:ln>
+                      </pic:spPr>
+                    </pic:pic>
+                  </a:graphicData>
+                </a:graphic>
+                <wp14:sizeRelH relativeFrom="page">
+                  <wp14:pctWidth>0</wp14:pctWidth>
+                </wp14:sizeRelH>
+                <wp14:sizeRelV relativeFrom="page">
+                  <wp14:pctHeight>0</wp14:pctHeight>
+                </wp14:sizeRelV>
+              </wp:anchor>
+            </w:drawing>
+          </w:r>
+        </w:p>
+      </w:tc>
+    </w:tr>
+    <w:tr>
+      <w:trPr>
+        <w:trHeight w:val="154"/>
+      </w:trPr>
+      <w:tc>
+        <w:tcPr>
+          <w:tcW w:w="4245" w:type="dxa"/>
+          <w:gridSpan w:val="2"/>
+        </w:tcPr>
+        <w:p>
+          <w:pPr>
+            <w:pStyle w:val="Kopfzeile"/>
+            <w:rPr>
+              <w:rFonts w:ascii="Caskaydia Cove Nerd Font Comple" w:hAnsi="Caskaydia Cove Nerd Font Comple"/>
+              <w:sz w:val="20"/>
+              <w:szCs w:val="20"/>
+              <w:lang w:val="en-US"/>
+            </w:rPr>
+          </w:pPr>
+          <w:r>
+            <w:rPr>
+              <w:rFonts w:ascii="Caskaydia Cove Nerd Font Comple" w:hAnsi="Caskaydia Cove Nerd Font Comple"/>
+              <w:sz w:val="20"/>
+              <w:szCs w:val="20"/>
+              <w:lang w:val="en-US"/>
+            </w:rPr>
+            <w:t>Name:</w:t>
+          </w:r>
+          <w:r>
+            <w:rPr>
+              <w:rFonts w:ascii="Caskaydia Cove Nerd Font Comple" w:hAnsi="Caskaydia Cove Nerd Font Comple"/>
+              <w:sz w:val="20"/>
+              <w:szCs w:val="20"/>
+              <w:lang w:val="en-US"/>
+            </w:rPr>
+            <w:t xml:space="preserve"> Aps, Fabian;</w:t>
+          </w:r>
+          <w:r>
+            <w:rPr>
+              <w:rFonts w:ascii="Caskaydia Cove Nerd Font Comple" w:hAnsi="Caskaydia Cove Nerd Font Comple"/>
+              <w:sz w:val="20"/>
+              <w:szCs w:val="20"/>
+              <w:lang w:val="en-US"/>
+            </w:rPr>
+            <w:t xml:space="preserve"> </w:t>
+          </w:r>
+          <w:r>
+            <w:rPr>
+              <w:rFonts w:ascii="Caskaydia Cove Nerd Font Comple" w:hAnsi="Caskaydia Cove Nerd Font Comple"/>
+              <w:sz w:val="20"/>
+              <w:szCs w:val="20"/>
+              <w:lang w:val="en-US"/>
+            </w:rPr>
+            <w:t>Rahman, K</w:t>
+          </w:r>
+          <w:r>
+            <w:rPr>
+              <w:rFonts w:ascii="Caskaydia Cove Nerd Font Comple" w:hAnsi="Caskaydia Cove Nerd Font Comple"/>
+              <w:sz w:val="20"/>
+              <w:szCs w:val="20"/>
+              <w:lang w:val="en-US"/>
+            </w:rPr>
+            <w:t>arim</w:t>
+          </w:r>
+        </w:p>
+      </w:tc>
+      <w:tc>
+        <w:tcPr>
+          <w:tcW w:w="3686" w:type="dxa"/>
+        </w:tcPr>
+        <w:p>
+          <w:pPr>
+            <w:pStyle w:val="Kopfzeile"/>
+            <w:rPr>
+              <w:rFonts w:ascii="Caskaydia Cove Nerd Font Comple" w:hAnsi="Caskaydia Cove Nerd Font Comple"/>
+              <w:sz w:val="20"/>
+              <w:szCs w:val="20"/>
+            </w:rPr>
+          </w:pPr>
+          <w:r>
+            <w:rPr>
+              <w:rFonts w:ascii="Caskaydia Cove Nerd Font Comple" w:hAnsi="Caskaydia Cove Nerd Font Comple"/>
+              <w:sz w:val="20"/>
+              <w:szCs w:val="20"/>
+            </w:rPr>
+            <w:t>Datum:</w:t>
+          </w:r>
+          <w:r>
+            <w:rPr>
+              <w:rFonts w:ascii="Caskaydia Cove Nerd Font Comple" w:hAnsi="Caskaydia Cove Nerd Font Comple"/>
+              <w:sz w:val="20"/>
+              <w:szCs w:val="20"/>
+            </w:rPr>
+            <w:t xml:space="preserve"> </w:t>
+          </w:r>
+          <w:r>
+            <w:rPr>
+              <w:rFonts w:ascii="Caskaydia Cove Nerd Font Comple" w:hAnsi="Caskaydia Cove Nerd Font Comple"/>
+              <w:sz w:val="20"/>
+              <w:szCs w:val="20"/>
+            </w:rPr>
+            <w:t>05.09.2022</w:t>
+          </w:r>
+        </w:p>
+      </w:tc>
+      <w:tc>
+        <w:tcPr>
+          <w:tcW w:w="2619" w:type="dxa"/>
+          <w:gridSpan w:val="2"/>
+        </w:tcPr>
+        <w:p>
+          <w:pPr>
+            <w:pStyle w:val="Kopfzeile"/>
+            <w:rPr>
+              <w:rFonts w:ascii="Caskaydia Cove Nerd Font Comple" w:hAnsi="Caskaydia Cove Nerd Font Comple"/>
+              <w:sz w:val="20"/>
+              <w:szCs w:val="20"/>
+            </w:rPr>
+          </w:pPr>
+          <w:r>
+            <w:rPr>
+              <w:rFonts w:ascii="Caskaydia Cove Nerd Font Comple" w:hAnsi="Caskaydia Cove Nerd Font Comple"/>
+              <w:sz w:val="20"/>
+              <w:szCs w:val="20"/>
+            </w:rPr>
+            <w:t>Lfd. Nr.:</w:t>
+          </w:r>
+        </w:p>
+      </w:tc>
+    </w:tr>
+  </w:tbl>
+  <w:p>
+    <w:pPr>
+      <w:pStyle w:val="Kopfzeile"/>
+    </w:pPr>
+  </w:p>
+</w:hdr>
+</file>
+
 <file path=word/numbering.xml><?xml version="1.0" encoding="utf-8"?>
 <w:numbering xmlns:wpc="http://schemas.microsoft.com/office/word/2010/wordprocessingCanvas" xmlns:cx="http://schemas.microsoft.com/office/drawing/2014/chartex" xmlns:cx1="http://schemas.microsoft.com/office/drawing/2015/9/8/chartex" xmlns:cx2="http://schemas.microsoft.com/office/drawing/2015/10/21/chartex" xmlns:cx3="http://schemas.microsoft.com/office/drawing/2016/5/9/chartex" xmlns:cx4="http://schemas.microsoft.com/office/drawing/2016/5/10/chartex" xmlns:cx5="http://schemas.microsoft.com/office/drawing/2016/5/11/chartex" xmlns:cx6="http://schemas.microsoft.com/office/drawing/2016/5/12/chartex" xmlns:cx7="http://schemas.microsoft.com/office/drawing/2016/5/13/chartex" xmlns:cx8="http://schemas.microsoft.com/office/drawing/2016/5/14/chartex" xmlns:mc="http://schemas.openxmlformats.org/markup-compatibility/2006" xmlns:aink="http://schemas.microsoft.com/office/drawing/2016/ink" xmlns:am3d="http://schemas.microsoft.com/office/drawing/2017/model3d" xmlns:o="urn:schemas-microsoft-com:office:office" xmlns:oel="http://schemas.microsoft.com/office/2019/extlst" xmlns:r="http://schemas.openxmlformats.org/officeDocument/2006/relationships" xmlns:m="http://schemas.openxmlformats.org/officeDocument/2006/math" xmlns:v="urn:schemas-microsoft-com:vml" xmlns:wp14="http://schemas.microsoft.com/office/word/2010/wordprocessingDrawing" xmlns:wp="http://schemas.openxmlformats.org/drawingml/2006/wordprocessingDrawing" xmlns:w10="urn:schemas-microsoft-com:office:word" xmlns:w="http://schemas.openxmlformats.org/wordprocessingml/2006/main" xmlns:w14="http://schemas.microsoft.com/office/word/2010/wordml" xmlns:w15="http://schemas.microsoft.com/office/word/2012/wordml" xmlns:w16cex="http://schemas.microsoft.com/office/word/2018/wordml/cex" xmlns:w16cid="http://schemas.microsoft.com/office/word/2016/wordml/cid" xmlns:w16="http://schemas.microsoft.com/office/word/2018/wordml" xmlns:w16sdtdh="http://schemas.microsoft.com/office/word/2020/wordml/sdtdatahash" xmlns:w16se="http://schemas.microsoft.com/office/word/2015/wordml/symex" xmlns:wpg="http://schemas.microsoft.com/office/word/2010/wordprocessingGroup" xmlns:wpi="http://schemas.microsoft.com/office/word/2010/wordprocessingInk" xmlns:wne="http://schemas.microsoft.com/office/word/2006/wordml" xmlns:wps="http://schemas.microsoft.com/office/word/2010/wordprocessingShape" mc:Ignorable="w14 w15 w16se w16cid w16 w16cex w16sdtdh wp14">
   <w:abstractNum w:abstractNumId="0" w15:restartNumberingAfterBreak="0">
@@ -1515,7 +3586,7 @@
       <w:lvlText w:val="%1)"/>
       <w:lvlJc w:val="left"/>
       <w:pPr>
-        <w:ind w:left="2203" w:hanging="360"/>
+        <w:ind w:left="1440" w:hanging="360"/>
       </w:pPr>
     </w:lvl>
     <w:lvl w:ilvl="1">
@@ -1524,7 +3595,7 @@
       <w:lvlText w:val="%2)"/>
       <w:lvlJc w:val="left"/>
       <w:pPr>
-        <w:ind w:left="2563" w:hanging="360"/>
+        <w:ind w:left="1800" w:hanging="360"/>
       </w:pPr>
     </w:lvl>
     <w:lvl w:ilvl="2">
@@ -1533,7 +3604,7 @@
       <w:lvlText w:val="%3)"/>
       <w:lvlJc w:val="left"/>
       <w:pPr>
-        <w:ind w:left="2923" w:hanging="360"/>
+        <w:ind w:left="2160" w:hanging="360"/>
       </w:pPr>
     </w:lvl>
     <w:lvl w:ilvl="3">
@@ -1542,7 +3613,7 @@
       <w:lvlText w:val="(%4)"/>
       <w:lvlJc w:val="left"/>
       <w:pPr>
-        <w:ind w:left="3283" w:hanging="360"/>
+        <w:ind w:left="2520" w:hanging="360"/>
       </w:pPr>
     </w:lvl>
     <w:lvl w:ilvl="4">
@@ -1551,7 +3622,7 @@
       <w:lvlText w:val="(%5)"/>
       <w:lvlJc w:val="left"/>
       <w:pPr>
-        <w:ind w:left="3643" w:hanging="360"/>
+        <w:ind w:left="2880" w:hanging="360"/>
       </w:pPr>
     </w:lvl>
     <w:lvl w:ilvl="5">
@@ -1560,7 +3631,7 @@
       <w:lvlText w:val="(%6)"/>
       <w:lvlJc w:val="left"/>
       <w:pPr>
-        <w:ind w:left="4003" w:hanging="360"/>
+        <w:ind w:left="3240" w:hanging="360"/>
       </w:pPr>
     </w:lvl>
     <w:lvl w:ilvl="6">
@@ -1569,7 +3640,7 @@
       <w:lvlText w:val="%7."/>
       <w:lvlJc w:val="left"/>
       <w:pPr>
-        <w:ind w:left="4363" w:hanging="360"/>
+        <w:ind w:left="3600" w:hanging="360"/>
       </w:pPr>
     </w:lvl>
     <w:lvl w:ilvl="7">
@@ -1578,7 +3649,7 @@
       <w:lvlText w:val="%8."/>
       <w:lvlJc w:val="left"/>
       <w:pPr>
-        <w:ind w:left="4723" w:hanging="360"/>
+        <w:ind w:left="3960" w:hanging="360"/>
       </w:pPr>
     </w:lvl>
     <w:lvl w:ilvl="8">
@@ -1587,11 +3658,104 @@
       <w:lvlText w:val="%9."/>
       <w:lvlJc w:val="left"/>
       <w:pPr>
-        <w:ind w:left="5083" w:hanging="360"/>
+        <w:ind w:left="4320" w:hanging="360"/>
       </w:pPr>
     </w:lvl>
   </w:abstractNum>
   <w:abstractNum w:abstractNumId="1" w15:restartNumberingAfterBreak="0">
+    <w:nsid w:val="26F9512A"/>
+    <w:multiLevelType w:val="hybridMultilevel"/>
+    <w:tmpl w:val="2BF00DC8"/>
+    <w:lvl w:ilvl="0" w:tplc="0407000F">
+      <w:start w:val="1"/>
+      <w:numFmt w:val="decimal"/>
+      <w:lvlText w:val="%1."/>
+      <w:lvlJc w:val="left"/>
+      <w:pPr>
+        <w:ind w:left="1776" w:hanging="360"/>
+      </w:pPr>
+    </w:lvl>
+    <w:lvl w:ilvl="1" w:tplc="CBE242A8">
+      <w:start w:val="1"/>
+      <w:numFmt w:val="bullet"/>
+      <w:lvlText w:val="-"/>
+      <w:lvlJc w:val="left"/>
+      <w:pPr>
+        <w:ind w:left="2496" w:hanging="360"/>
+      </w:pPr>
+      <w:rPr>
+        <w:rFonts w:ascii="Caskaydia Cove Nerd Font Comple" w:hAnsi="Caskaydia Cove Nerd Font Comple" w:hint="default"/>
+        <w:b w:val="0"/>
+        <w:i w:val="0"/>
+        <w:sz w:val="22"/>
+        <w:u w:val="none"/>
+      </w:rPr>
+    </w:lvl>
+    <w:lvl w:ilvl="2" w:tplc="0407001B" w:tentative="1">
+      <w:start w:val="1"/>
+      <w:numFmt w:val="lowerRoman"/>
+      <w:lvlText w:val="%3."/>
+      <w:lvlJc w:val="right"/>
+      <w:pPr>
+        <w:ind w:left="3216" w:hanging="180"/>
+      </w:pPr>
+    </w:lvl>
+    <w:lvl w:ilvl="3" w:tplc="0407000F" w:tentative="1">
+      <w:start w:val="1"/>
+      <w:numFmt w:val="decimal"/>
+      <w:lvlText w:val="%4."/>
+      <w:lvlJc w:val="left"/>
+      <w:pPr>
+        <w:ind w:left="3936" w:hanging="360"/>
+      </w:pPr>
+    </w:lvl>
+    <w:lvl w:ilvl="4" w:tplc="04070019" w:tentative="1">
+      <w:start w:val="1"/>
+      <w:numFmt w:val="lowerLetter"/>
+      <w:lvlText w:val="%5."/>
+      <w:lvlJc w:val="left"/>
+      <w:pPr>
+        <w:ind w:left="4656" w:hanging="360"/>
+      </w:pPr>
+    </w:lvl>
+    <w:lvl w:ilvl="5" w:tplc="0407001B" w:tentative="1">
+      <w:start w:val="1"/>
+      <w:numFmt w:val="lowerRoman"/>
+      <w:lvlText w:val="%6."/>
+      <w:lvlJc w:val="right"/>
+      <w:pPr>
+        <w:ind w:left="5376" w:hanging="180"/>
+      </w:pPr>
+    </w:lvl>
+    <w:lvl w:ilvl="6" w:tplc="0407000F" w:tentative="1">
+      <w:start w:val="1"/>
+      <w:numFmt w:val="decimal"/>
+      <w:lvlText w:val="%7."/>
+      <w:lvlJc w:val="left"/>
+      <w:pPr>
+        <w:ind w:left="6096" w:hanging="360"/>
+      </w:pPr>
+    </w:lvl>
+    <w:lvl w:ilvl="7" w:tplc="04070019" w:tentative="1">
+      <w:start w:val="1"/>
+      <w:numFmt w:val="lowerLetter"/>
+      <w:lvlText w:val="%8."/>
+      <w:lvlJc w:val="left"/>
+      <w:pPr>
+        <w:ind w:left="6816" w:hanging="360"/>
+      </w:pPr>
+    </w:lvl>
+    <w:lvl w:ilvl="8" w:tplc="0407001B" w:tentative="1">
+      <w:start w:val="1"/>
+      <w:numFmt w:val="lowerRoman"/>
+      <w:lvlText w:val="%9."/>
+      <w:lvlJc w:val="right"/>
+      <w:pPr>
+        <w:ind w:left="7536" w:hanging="180"/>
+      </w:pPr>
+    </w:lvl>
+  </w:abstractNum>
+  <w:abstractNum w:abstractNumId="2" w15:restartNumberingAfterBreak="0">
     <w:nsid w:val="32F06C61"/>
     <w:multiLevelType w:val="multilevel"/>
     <w:tmpl w:val="0407001D"/>
@@ -1677,7 +3841,93 @@
       </w:pPr>
     </w:lvl>
   </w:abstractNum>
-  <w:abstractNum w:abstractNumId="2" w15:restartNumberingAfterBreak="0">
+  <w:abstractNum w:abstractNumId="3" w15:restartNumberingAfterBreak="0">
+    <w:nsid w:val="49161522"/>
+    <w:multiLevelType w:val="hybridMultilevel"/>
+    <w:tmpl w:val="4BAEB930"/>
+    <w:lvl w:ilvl="0" w:tplc="0407000F">
+      <w:start w:val="1"/>
+      <w:numFmt w:val="decimal"/>
+      <w:lvlText w:val="%1."/>
+      <w:lvlJc w:val="left"/>
+      <w:pPr>
+        <w:ind w:left="1776" w:hanging="360"/>
+      </w:pPr>
+    </w:lvl>
+    <w:lvl w:ilvl="1" w:tplc="04070019">
+      <w:start w:val="1"/>
+      <w:numFmt w:val="lowerLetter"/>
+      <w:lvlText w:val="%2."/>
+      <w:lvlJc w:val="left"/>
+      <w:pPr>
+        <w:ind w:left="2496" w:hanging="360"/>
+      </w:pPr>
+    </w:lvl>
+    <w:lvl w:ilvl="2" w:tplc="0407001B">
+      <w:start w:val="1"/>
+      <w:numFmt w:val="lowerRoman"/>
+      <w:lvlText w:val="%3."/>
+      <w:lvlJc w:val="right"/>
+      <w:pPr>
+        <w:ind w:left="3216" w:hanging="180"/>
+      </w:pPr>
+    </w:lvl>
+    <w:lvl w:ilvl="3" w:tplc="0407000F" w:tentative="1">
+      <w:start w:val="1"/>
+      <w:numFmt w:val="decimal"/>
+      <w:lvlText w:val="%4."/>
+      <w:lvlJc w:val="left"/>
+      <w:pPr>
+        <w:ind w:left="3936" w:hanging="360"/>
+      </w:pPr>
+    </w:lvl>
+    <w:lvl w:ilvl="4" w:tplc="04070019" w:tentative="1">
+      <w:start w:val="1"/>
+      <w:numFmt w:val="lowerLetter"/>
+      <w:lvlText w:val="%5."/>
+      <w:lvlJc w:val="left"/>
+      <w:pPr>
+        <w:ind w:left="4656" w:hanging="360"/>
+      </w:pPr>
+    </w:lvl>
+    <w:lvl w:ilvl="5" w:tplc="0407001B" w:tentative="1">
+      <w:start w:val="1"/>
+      <w:numFmt w:val="lowerRoman"/>
+      <w:lvlText w:val="%6."/>
+      <w:lvlJc w:val="right"/>
+      <w:pPr>
+        <w:ind w:left="5376" w:hanging="180"/>
+      </w:pPr>
+    </w:lvl>
+    <w:lvl w:ilvl="6" w:tplc="0407000F" w:tentative="1">
+      <w:start w:val="1"/>
+      <w:numFmt w:val="decimal"/>
+      <w:lvlText w:val="%7."/>
+      <w:lvlJc w:val="left"/>
+      <w:pPr>
+        <w:ind w:left="6096" w:hanging="360"/>
+      </w:pPr>
+    </w:lvl>
+    <w:lvl w:ilvl="7" w:tplc="04070019" w:tentative="1">
+      <w:start w:val="1"/>
+      <w:numFmt w:val="lowerLetter"/>
+      <w:lvlText w:val="%8."/>
+      <w:lvlJc w:val="left"/>
+      <w:pPr>
+        <w:ind w:left="6816" w:hanging="360"/>
+      </w:pPr>
+    </w:lvl>
+    <w:lvl w:ilvl="8" w:tplc="0407001B" w:tentative="1">
+      <w:start w:val="1"/>
+      <w:numFmt w:val="lowerRoman"/>
+      <w:lvlText w:val="%9."/>
+      <w:lvlJc w:val="right"/>
+      <w:pPr>
+        <w:ind w:left="7536" w:hanging="180"/>
+      </w:pPr>
+    </w:lvl>
+  </w:abstractNum>
+  <w:abstractNum w:abstractNumId="4" w15:restartNumberingAfterBreak="0">
     <w:nsid w:val="55FA18F2"/>
     <w:multiLevelType w:val="multilevel"/>
     <w:tmpl w:val="85AA430E"/>
@@ -1826,7 +4076,93 @@
       </w:rPr>
     </w:lvl>
   </w:abstractNum>
-  <w:abstractNum w:abstractNumId="3" w15:restartNumberingAfterBreak="0">
+  <w:abstractNum w:abstractNumId="5" w15:restartNumberingAfterBreak="0">
+    <w:nsid w:val="5A1D55A0"/>
+    <w:multiLevelType w:val="hybridMultilevel"/>
+    <w:tmpl w:val="5A5AAF6E"/>
+    <w:lvl w:ilvl="0" w:tplc="0407000F">
+      <w:start w:val="1"/>
+      <w:numFmt w:val="decimal"/>
+      <w:lvlText w:val="%1."/>
+      <w:lvlJc w:val="left"/>
+      <w:pPr>
+        <w:ind w:left="1428" w:hanging="360"/>
+      </w:pPr>
+    </w:lvl>
+    <w:lvl w:ilvl="1" w:tplc="04070019" w:tentative="1">
+      <w:start w:val="1"/>
+      <w:numFmt w:val="lowerLetter"/>
+      <w:lvlText w:val="%2."/>
+      <w:lvlJc w:val="left"/>
+      <w:pPr>
+        <w:ind w:left="2148" w:hanging="360"/>
+      </w:pPr>
+    </w:lvl>
+    <w:lvl w:ilvl="2" w:tplc="0407001B" w:tentative="1">
+      <w:start w:val="1"/>
+      <w:numFmt w:val="lowerRoman"/>
+      <w:lvlText w:val="%3."/>
+      <w:lvlJc w:val="right"/>
+      <w:pPr>
+        <w:ind w:left="2868" w:hanging="180"/>
+      </w:pPr>
+    </w:lvl>
+    <w:lvl w:ilvl="3" w:tplc="0407000F" w:tentative="1">
+      <w:start w:val="1"/>
+      <w:numFmt w:val="decimal"/>
+      <w:lvlText w:val="%4."/>
+      <w:lvlJc w:val="left"/>
+      <w:pPr>
+        <w:ind w:left="3588" w:hanging="360"/>
+      </w:pPr>
+    </w:lvl>
+    <w:lvl w:ilvl="4" w:tplc="04070019" w:tentative="1">
+      <w:start w:val="1"/>
+      <w:numFmt w:val="lowerLetter"/>
+      <w:lvlText w:val="%5."/>
+      <w:lvlJc w:val="left"/>
+      <w:pPr>
+        <w:ind w:left="4308" w:hanging="360"/>
+      </w:pPr>
+    </w:lvl>
+    <w:lvl w:ilvl="5" w:tplc="0407001B" w:tentative="1">
+      <w:start w:val="1"/>
+      <w:numFmt w:val="lowerRoman"/>
+      <w:lvlText w:val="%6."/>
+      <w:lvlJc w:val="right"/>
+      <w:pPr>
+        <w:ind w:left="5028" w:hanging="180"/>
+      </w:pPr>
+    </w:lvl>
+    <w:lvl w:ilvl="6" w:tplc="0407000F" w:tentative="1">
+      <w:start w:val="1"/>
+      <w:numFmt w:val="decimal"/>
+      <w:lvlText w:val="%7."/>
+      <w:lvlJc w:val="left"/>
+      <w:pPr>
+        <w:ind w:left="5748" w:hanging="360"/>
+      </w:pPr>
+    </w:lvl>
+    <w:lvl w:ilvl="7" w:tplc="04070019" w:tentative="1">
+      <w:start w:val="1"/>
+      <w:numFmt w:val="lowerLetter"/>
+      <w:lvlText w:val="%8."/>
+      <w:lvlJc w:val="left"/>
+      <w:pPr>
+        <w:ind w:left="6468" w:hanging="360"/>
+      </w:pPr>
+    </w:lvl>
+    <w:lvl w:ilvl="8" w:tplc="0407001B" w:tentative="1">
+      <w:start w:val="1"/>
+      <w:numFmt w:val="lowerRoman"/>
+      <w:lvlText w:val="%9."/>
+      <w:lvlJc w:val="right"/>
+      <w:pPr>
+        <w:ind w:left="7188" w:hanging="180"/>
+      </w:pPr>
+    </w:lvl>
+  </w:abstractNum>
+  <w:abstractNum w:abstractNumId="6" w15:restartNumberingAfterBreak="0">
     <w:nsid w:val="5BB917B2"/>
     <w:multiLevelType w:val="multilevel"/>
     <w:tmpl w:val="0407001D"/>
@@ -1912,7 +4248,7 @@
       </w:pPr>
     </w:lvl>
   </w:abstractNum>
-  <w:abstractNum w:abstractNumId="4" w15:restartNumberingAfterBreak="0">
+  <w:abstractNum w:abstractNumId="7" w15:restartNumberingAfterBreak="0">
     <w:nsid w:val="674B015F"/>
     <w:multiLevelType w:val="multilevel"/>
     <w:tmpl w:val="0407001D"/>
@@ -1999,19 +4335,28 @@
     </w:lvl>
   </w:abstractNum>
   <w:num w:numId="1" w16cid:durableId="1602564744">
-    <w:abstractNumId w:val="3"/>
+    <w:abstractNumId w:val="6"/>
   </w:num>
   <w:num w:numId="2" w16cid:durableId="526720709">
     <w:abstractNumId w:val="0"/>
   </w:num>
   <w:num w:numId="3" w16cid:durableId="1936203457">
+    <w:abstractNumId w:val="4"/>
+  </w:num>
+  <w:num w:numId="4" w16cid:durableId="754280680">
+    <w:abstractNumId w:val="7"/>
+  </w:num>
+  <w:num w:numId="5" w16cid:durableId="648872497">
     <w:abstractNumId w:val="2"/>
   </w:num>
-  <w:num w:numId="4" w16cid:durableId="754280680">
-    <w:abstractNumId w:val="4"/>
+  <w:num w:numId="6" w16cid:durableId="2038966932">
+    <w:abstractNumId w:val="1"/>
   </w:num>
-  <w:num w:numId="5" w16cid:durableId="648872497">
-    <w:abstractNumId w:val="1"/>
+  <w:num w:numId="7" w16cid:durableId="1422681056">
+    <w:abstractNumId w:val="3"/>
+  </w:num>
+  <w:num w:numId="8" w16cid:durableId="241567822">
+    <w:abstractNumId w:val="5"/>
   </w:num>
 </w:numbering>
 </file>
@@ -2454,6 +4799,26 @@
       <w:szCs w:val="26"/>
     </w:rPr>
   </w:style>
+  <w:style w:type="paragraph" w:styleId="berschrift3">
+    <w:name w:val="heading 3"/>
+    <w:basedOn w:val="Standard"/>
+    <w:next w:val="Standard"/>
+    <w:link w:val="berschrift3Zchn"/>
+    <w:uiPriority w:val="9"/>
+    <w:unhideWhenUsed/>
+    <w:qFormat/>
+    <w:rsid w:val="001908CD"/>
+    <w:pPr>
+      <w:keepNext/>
+      <w:keepLines/>
+      <w:spacing w:before="40"/>
+      <w:outlineLvl w:val="2"/>
+    </w:pPr>
+    <w:rPr>
+      <w:rFonts w:asciiTheme="majorHAnsi" w:eastAsiaTheme="majorEastAsia" w:hAnsiTheme="majorHAnsi" w:cstheme="majorBidi"/>
+      <w:color w:val="1F3763" w:themeColor="accent1" w:themeShade="7F"/>
+    </w:rPr>
+  </w:style>
   <w:style w:type="character" w:default="1" w:styleId="Absatz-Standardschriftart">
     <w:name w:val="Default Paragraph Font"/>
     <w:uiPriority w:val="1"/>
@@ -2569,6 +4934,106 @@
       <w:color w:val="605E5C"/>
       <w:shd w:val="clear" w:color="auto" w:fill="E1DFDD"/>
     </w:rPr>
+  </w:style>
+  <w:style w:type="paragraph" w:styleId="Listenabsatz">
+    <w:name w:val="List Paragraph"/>
+    <w:basedOn w:val="Standard"/>
+    <w:uiPriority w:val="34"/>
+    <w:qFormat/>
+    <w:rsid w:val="009B165D"/>
+    <w:pPr>
+      <w:ind w:left="720"/>
+      <w:contextualSpacing/>
+    </w:pPr>
+  </w:style>
+  <w:style w:type="character" w:customStyle="1" w:styleId="berschrift3Zchn">
+    <w:name w:val="Überschrift 3 Zchn"/>
+    <w:basedOn w:val="Absatz-Standardschriftart"/>
+    <w:link w:val="berschrift3"/>
+    <w:uiPriority w:val="9"/>
+    <w:rsid w:val="001908CD"/>
+    <w:rPr>
+      <w:rFonts w:asciiTheme="majorHAnsi" w:eastAsiaTheme="majorEastAsia" w:hAnsiTheme="majorHAnsi" w:cstheme="majorBidi"/>
+      <w:color w:val="1F3763" w:themeColor="accent1" w:themeShade="7F"/>
+    </w:rPr>
+  </w:style>
+  <w:style w:type="character" w:styleId="BesuchterLink">
+    <w:name w:val="FollowedHyperlink"/>
+    <w:basedOn w:val="Absatz-Standardschriftart"/>
+    <w:uiPriority w:val="99"/>
+    <w:semiHidden/>
+    <w:unhideWhenUsed/>
+    <w:rsid w:val="00F31687"/>
+    <w:rPr>
+      <w:color w:val="954F72" w:themeColor="followedHyperlink"/>
+      <w:u w:val="single"/>
+    </w:rPr>
+  </w:style>
+  <w:style w:type="paragraph" w:styleId="Kopfzeile">
+    <w:name w:val="header"/>
+    <w:basedOn w:val="Standard"/>
+    <w:link w:val="KopfzeileZchn"/>
+    <w:uiPriority w:val="99"/>
+    <w:unhideWhenUsed/>
+    <w:rsid w:val="003A41C3"/>
+    <w:pPr>
+      <w:tabs>
+        <w:tab w:val="center" w:pos="4536"/>
+        <w:tab w:val="right" w:pos="9072"/>
+      </w:tabs>
+    </w:pPr>
+  </w:style>
+  <w:style w:type="character" w:customStyle="1" w:styleId="KopfzeileZchn">
+    <w:name w:val="Kopfzeile Zchn"/>
+    <w:basedOn w:val="Absatz-Standardschriftart"/>
+    <w:link w:val="Kopfzeile"/>
+    <w:uiPriority w:val="99"/>
+    <w:rsid w:val="003A41C3"/>
+  </w:style>
+  <w:style w:type="paragraph" w:styleId="Fuzeile">
+    <w:name w:val="footer"/>
+    <w:basedOn w:val="Standard"/>
+    <w:link w:val="FuzeileZchn"/>
+    <w:uiPriority w:val="99"/>
+    <w:unhideWhenUsed/>
+    <w:rsid w:val="003A41C3"/>
+    <w:pPr>
+      <w:tabs>
+        <w:tab w:val="center" w:pos="4536"/>
+        <w:tab w:val="right" w:pos="9072"/>
+      </w:tabs>
+    </w:pPr>
+  </w:style>
+  <w:style w:type="character" w:customStyle="1" w:styleId="FuzeileZchn">
+    <w:name w:val="Fußzeile Zchn"/>
+    <w:basedOn w:val="Absatz-Standardschriftart"/>
+    <w:link w:val="Fuzeile"/>
+    <w:uiPriority w:val="99"/>
+    <w:rsid w:val="003A41C3"/>
+  </w:style>
+  <w:style w:type="table" w:styleId="Tabellenraster">
+    <w:name w:val="Table Grid"/>
+    <w:basedOn w:val="NormaleTabelle"/>
+    <w:uiPriority w:val="39"/>
+    <w:rsid w:val="003A41C3"/>
+    <w:tblPr>
+      <w:tblBorders>
+        <w:top w:val="single" w:sz="4" w:space="0" w:color="auto"/>
+        <w:left w:val="single" w:sz="4" w:space="0" w:color="auto"/>
+        <w:bottom w:val="single" w:sz="4" w:space="0" w:color="auto"/>
+        <w:right w:val="single" w:sz="4" w:space="0" w:color="auto"/>
+        <w:insideH w:val="single" w:sz="4" w:space="0" w:color="auto"/>
+        <w:insideV w:val="single" w:sz="4" w:space="0" w:color="auto"/>
+      </w:tblBorders>
+    </w:tblPr>
+  </w:style>
+  <w:style w:type="character" w:styleId="Seitenzahl">
+    <w:name w:val="page number"/>
+    <w:basedOn w:val="Absatz-Standardschriftart"/>
+    <w:uiPriority w:val="99"/>
+    <w:semiHidden/>
+    <w:unhideWhenUsed/>
+    <w:rsid w:val="003A41C3"/>
   </w:style>
 </w:styles>
 </file>
